--- a/Faculdade/Relatorio-Final.docx
+++ b/Faculdade/Relatorio-Final.docx
@@ -1,6 +1,6 @@
 
 <file path=word/document.xml><?xml version="1.0" encoding="utf-8"?>
-<w:document xmlns:wpc="http://schemas.microsoft.com/office/word/2010/wordprocessingCanvas" xmlns:cx="http://schemas.microsoft.com/office/drawing/2014/chartex" xmlns:cx1="http://schemas.microsoft.com/office/drawing/2015/9/8/chartex" xmlns:cx2="http://schemas.microsoft.com/office/drawing/2015/10/21/chartex" xmlns:cx3="http://schemas.microsoft.com/office/drawing/2016/5/9/chartex" xmlns:cx4="http://schemas.microsoft.com/office/drawing/2016/5/10/chartex" xmlns:cx5="http://schemas.microsoft.com/office/drawing/2016/5/11/chartex" xmlns:cx6="http://schemas.microsoft.com/office/drawing/2016/5/12/chartex" xmlns:cx7="http://schemas.microsoft.com/office/drawing/2016/5/13/chartex" xmlns:cx8="http://schemas.microsoft.com/office/drawing/2016/5/14/chartex" xmlns:mc="http://schemas.openxmlformats.org/markup-compatibility/2006" xmlns:aink="http://schemas.microsoft.com/office/drawing/2016/ink" xmlns:am3d="http://schemas.microsoft.com/office/drawing/2017/model3d" xmlns:o="urn:schemas-microsoft-com:office:office" xmlns:r="http://schemas.openxmlformats.org/officeDocument/2006/relationships" xmlns:m="http://schemas.openxmlformats.org/officeDocument/2006/math" xmlns:v="urn:schemas-microsoft-com:vml" xmlns:wp14="http://schemas.microsoft.com/office/word/2010/wordprocessingDrawing" xmlns:wp="http://schemas.openxmlformats.org/drawingml/2006/wordprocessingDrawing" xmlns:w10="urn:schemas-microsoft-com:office:word" xmlns:w="http://schemas.openxmlformats.org/wordprocessingml/2006/main" xmlns:w14="http://schemas.microsoft.com/office/word/2010/wordml" xmlns:w15="http://schemas.microsoft.com/office/word/2012/wordml" xmlns:w16cex="http://schemas.microsoft.com/office/word/2018/wordml/cex" xmlns:w16cid="http://schemas.microsoft.com/office/word/2016/wordml/cid" xmlns:w16="http://schemas.microsoft.com/office/word/2018/wordml" xmlns:w16sdtdh="http://schemas.microsoft.com/office/word/2020/wordml/sdtdatahash" xmlns:w16se="http://schemas.microsoft.com/office/word/2015/wordml/symex" xmlns:wpg="http://schemas.microsoft.com/office/word/2010/wordprocessingGroup" xmlns:wpi="http://schemas.microsoft.com/office/word/2010/wordprocessingInk" xmlns:wne="http://schemas.microsoft.com/office/word/2006/wordml" xmlns:wps="http://schemas.microsoft.com/office/word/2010/wordprocessingShape" mc:Ignorable="w14 w15 w16se w16cid w16 w16cex w16sdtdh wp14">
+<w:document xmlns:wpc="http://schemas.microsoft.com/office/word/2010/wordprocessingCanvas" xmlns:cx="http://schemas.microsoft.com/office/drawing/2014/chartex" xmlns:cx1="http://schemas.microsoft.com/office/drawing/2015/9/8/chartex" xmlns:cx2="http://schemas.microsoft.com/office/drawing/2015/10/21/chartex" xmlns:cx3="http://schemas.microsoft.com/office/drawing/2016/5/9/chartex" xmlns:cx4="http://schemas.microsoft.com/office/drawing/2016/5/10/chartex" xmlns:cx5="http://schemas.microsoft.com/office/drawing/2016/5/11/chartex" xmlns:cx6="http://schemas.microsoft.com/office/drawing/2016/5/12/chartex" xmlns:cx7="http://schemas.microsoft.com/office/drawing/2016/5/13/chartex" xmlns:cx8="http://schemas.microsoft.com/office/drawing/2016/5/14/chartex" xmlns:mc="http://schemas.openxmlformats.org/markup-compatibility/2006" xmlns:aink="http://schemas.microsoft.com/office/drawing/2016/ink" xmlns:am3d="http://schemas.microsoft.com/office/drawing/2017/model3d" xmlns:o="urn:schemas-microsoft-com:office:office" xmlns:oel="http://schemas.microsoft.com/office/2019/extlst" xmlns:r="http://schemas.openxmlformats.org/officeDocument/2006/relationships" xmlns:m="http://schemas.openxmlformats.org/officeDocument/2006/math" xmlns:v="urn:schemas-microsoft-com:vml" xmlns:wp14="http://schemas.microsoft.com/office/word/2010/wordprocessingDrawing" xmlns:wp="http://schemas.openxmlformats.org/drawingml/2006/wordprocessingDrawing" xmlns:w10="urn:schemas-microsoft-com:office:word" xmlns:w="http://schemas.openxmlformats.org/wordprocessingml/2006/main" xmlns:w14="http://schemas.microsoft.com/office/word/2010/wordml" xmlns:w15="http://schemas.microsoft.com/office/word/2012/wordml" xmlns:w16cex="http://schemas.microsoft.com/office/word/2018/wordml/cex" xmlns:w16cid="http://schemas.microsoft.com/office/word/2016/wordml/cid" xmlns:w16="http://schemas.microsoft.com/office/word/2018/wordml" xmlns:w16sdtdh="http://schemas.microsoft.com/office/word/2020/wordml/sdtdatahash" xmlns:w16se="http://schemas.microsoft.com/office/word/2015/wordml/symex" xmlns:wpg="http://schemas.microsoft.com/office/word/2010/wordprocessingGroup" xmlns:wpi="http://schemas.microsoft.com/office/word/2010/wordprocessingInk" xmlns:wne="http://schemas.microsoft.com/office/word/2006/wordml" xmlns:wps="http://schemas.microsoft.com/office/word/2010/wordprocessingShape" mc:Ignorable="w14 w15 w16se w16cid w16 w16cex w16sdtdh wp14">
   <w:body>
     <w:p>
       <w:pPr>
@@ -140,7 +140,7 @@
         <w:rPr>
           <w:sz w:val="28"/>
         </w:rPr>
-        <w:t>LARISSA VIANA MACEDO</w:t>
+        <w:t>TARCÍSIO JOSÉ MARTINS RIBEIRO</w:t>
       </w:r>
     </w:p>
     <w:p>
@@ -574,7 +574,13 @@
         <w:rPr>
           <w:sz w:val="28"/>
         </w:rPr>
-        <w:t>2021</w:t>
+        <w:t>202</w:t>
+      </w:r>
+      <w:r>
+        <w:rPr>
+          <w:sz w:val="28"/>
+        </w:rPr>
+        <w:t>2</w:t>
       </w:r>
       <w:r>
         <w:rPr>
@@ -657,7 +663,13 @@
               <w:rPr>
                 <w:color w:val="262626" w:themeColor="text1" w:themeTint="D9"/>
               </w:rPr>
-              <w:t xml:space="preserve"> Larissa Viana Macedo</w:t>
+              <w:t xml:space="preserve"> </w:t>
+            </w:r>
+            <w:r>
+              <w:rPr>
+                <w:color w:val="262626" w:themeColor="text1" w:themeTint="D9"/>
+              </w:rPr>
+              <w:t>Tarcísio José Martins Ribeiro</w:t>
             </w:r>
           </w:p>
         </w:tc>
@@ -685,7 +697,13 @@
               <w:rPr>
                 <w:color w:val="262626" w:themeColor="text1" w:themeTint="D9"/>
               </w:rPr>
-              <w:t xml:space="preserve"> 21291</w:t>
+              <w:t xml:space="preserve"> 2</w:t>
+            </w:r>
+            <w:r>
+              <w:rPr>
+                <w:color w:val="262626" w:themeColor="text1" w:themeTint="D9"/>
+              </w:rPr>
+              <w:t>0382</w:t>
             </w:r>
           </w:p>
         </w:tc>
@@ -803,7 +821,19 @@
               <w:rPr>
                 <w:color w:val="262626" w:themeColor="text1" w:themeTint="D9"/>
               </w:rPr>
-              <w:t xml:space="preserve"> larissinha0507@gmail.com</w:t>
+              <w:t xml:space="preserve"> </w:t>
+            </w:r>
+            <w:r>
+              <w:rPr>
+                <w:color w:val="262626" w:themeColor="text1" w:themeTint="D9"/>
+              </w:rPr>
+              <w:t>tarcisio.ribeiro.1840@hotmail</w:t>
+            </w:r>
+            <w:r>
+              <w:rPr>
+                <w:color w:val="262626" w:themeColor="text1" w:themeTint="D9"/>
+              </w:rPr>
+              <w:t>.com</w:t>
             </w:r>
           </w:p>
         </w:tc>
@@ -831,7 +861,37 @@
               <w:rPr>
                 <w:color w:val="262626" w:themeColor="text1" w:themeTint="D9"/>
               </w:rPr>
-              <w:t xml:space="preserve"> (16)99168-0835</w:t>
+              <w:t xml:space="preserve"> (</w:t>
+            </w:r>
+            <w:r>
+              <w:rPr>
+                <w:color w:val="262626" w:themeColor="text1" w:themeTint="D9"/>
+              </w:rPr>
+              <w:t>35</w:t>
+            </w:r>
+            <w:r>
+              <w:rPr>
+                <w:color w:val="262626" w:themeColor="text1" w:themeTint="D9"/>
+              </w:rPr>
+              <w:t>)99</w:t>
+            </w:r>
+            <w:r>
+              <w:rPr>
+                <w:color w:val="262626" w:themeColor="text1" w:themeTint="D9"/>
+              </w:rPr>
+              <w:t>949</w:t>
+            </w:r>
+            <w:r>
+              <w:rPr>
+                <w:color w:val="262626" w:themeColor="text1" w:themeTint="D9"/>
+              </w:rPr>
+              <w:t>-0</w:t>
+            </w:r>
+            <w:r>
+              <w:rPr>
+                <w:color w:val="262626" w:themeColor="text1" w:themeTint="D9"/>
+              </w:rPr>
+              <w:t>239</w:t>
             </w:r>
           </w:p>
         </w:tc>
@@ -900,12 +960,21 @@
             <w:r>
               <w:t xml:space="preserve"> </w:t>
             </w:r>
+            <w:proofErr w:type="spellStart"/>
             <w:r>
               <w:rPr>
                 <w:rFonts w:ascii="Times" w:eastAsia="Times" w:hAnsi="Times" w:cs="Times"/>
                 <w:color w:val="262626"/>
               </w:rPr>
-              <w:t>Decimus Serviços em Tecnologia Sociedade</w:t>
+              <w:t>Telluria</w:t>
+            </w:r>
+            <w:proofErr w:type="spellEnd"/>
+            <w:r>
+              <w:rPr>
+                <w:rFonts w:ascii="Times" w:eastAsia="Times" w:hAnsi="Times" w:cs="Times"/>
+                <w:color w:val="262626"/>
+              </w:rPr>
+              <w:t xml:space="preserve"> Tecnologia</w:t>
             </w:r>
           </w:p>
         </w:tc>
@@ -953,21 +1022,7 @@
                 <w:rFonts w:ascii="Times" w:eastAsia="Times" w:hAnsi="Times" w:cs="Times"/>
                 <w:color w:val="262626"/>
               </w:rPr>
-              <w:t xml:space="preserve">01 de </w:t>
-            </w:r>
-            <w:r>
-              <w:rPr>
-                <w:rFonts w:ascii="Times" w:eastAsia="Times" w:hAnsi="Times" w:cs="Times"/>
-                <w:color w:val="262626"/>
-              </w:rPr>
-              <w:t>agosto</w:t>
-            </w:r>
-            <w:r>
-              <w:rPr>
-                <w:rFonts w:ascii="Times" w:eastAsia="Times" w:hAnsi="Times" w:cs="Times"/>
-                <w:color w:val="262626"/>
-              </w:rPr>
-              <w:t xml:space="preserve"> de 2020</w:t>
+              <w:t>08 de agosto de 2021</w:t>
             </w:r>
           </w:p>
         </w:tc>
@@ -1211,7 +1266,7 @@
                               <w:rPr>
                                 <w:color w:val="262626" w:themeColor="text1" w:themeTint="D9"/>
                               </w:rPr>
-                              <w:t>Larissa Viana Macedo</w:t>
+                              <w:t>Tarcísio José Martins Ribeiro</w:t>
                             </w:r>
                           </w:p>
                           <w:p>
@@ -1250,7 +1305,7 @@
                 <v:stroke joinstyle="miter"/>
                 <v:path gradientshapeok="t" o:connecttype="rect"/>
               </v:shapetype>
-              <v:shape id="Caixa de texto 4" o:spid="_x0000_s1026" type="#_x0000_t202" style="position:absolute;margin-left:147.25pt;margin-top:633pt;width:159pt;height:61.5pt;z-index:251663360;visibility:visible;mso-wrap-style:square;mso-width-percent:0;mso-height-percent:0;mso-wrap-distance-left:9pt;mso-wrap-distance-top:0;mso-wrap-distance-right:9pt;mso-wrap-distance-bottom:0;mso-position-horizontal:absolute;mso-position-horizontal-relative:margin;mso-position-vertical:absolute;mso-position-vertical-relative:margin;mso-width-percent:0;mso-height-percent:0;mso-width-relative:margin;mso-height-relative:margin;v-text-anchor:top" o:gfxdata="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" filled="f" stroked="f" strokeweight=".5pt">
+              <v:shape id="Caixa de texto 4" o:spid="_x0000_s1026" type="#_x0000_t202" style="position:absolute;margin-left:147.25pt;margin-top:633pt;width:159pt;height:61.5pt;z-index:251663360;visibility:visible;mso-wrap-style:square;mso-width-percent:0;mso-height-percent:0;mso-wrap-distance-left:9pt;mso-wrap-distance-top:0;mso-wrap-distance-right:9pt;mso-wrap-distance-bottom:0;mso-position-horizontal:absolute;mso-position-horizontal-relative:margin;mso-position-vertical:absolute;mso-position-vertical-relative:margin;mso-width-percent:0;mso-height-percent:0;mso-width-relative:margin;mso-height-relative:margin;v-text-anchor:top" o:gfxdata="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" filled="f" stroked="f" strokeweight=".5pt">
                 <v:textbox>
                   <w:txbxContent>
                     <w:p>
@@ -1274,7 +1329,7 @@
                         <w:rPr>
                           <w:color w:val="262626" w:themeColor="text1" w:themeTint="D9"/>
                         </w:rPr>
-                        <w:t>Larissa Viana Macedo</w:t>
+                        <w:t>Tarcísio José Martins Ribeiro</w:t>
                       </w:r>
                     </w:p>
                     <w:p>
@@ -2577,11 +2632,73 @@
       <w:r>
         <w:t xml:space="preserve">Este relatório de estágio tem por finalidade demonstrar informações do trabalho exercido na empresa </w:t>
       </w:r>
+      <w:proofErr w:type="spellStart"/>
       <w:r>
         <w:rPr>
           <w:rFonts w:eastAsia="Times"/>
         </w:rPr>
-        <w:t>Decimus Serviços em Tecnologia Sociedade, CNPJ: 35.975.813/0001-81, localizada no endereço Rua Evangelista de Lima, 931 Sala 5, no bairro Vila Nicácio, na cidade de Franca/SP.</w:t>
+        <w:t>Telluria</w:t>
+      </w:r>
+      <w:proofErr w:type="spellEnd"/>
+      <w:r>
+        <w:rPr>
+          <w:rFonts w:eastAsia="Times"/>
+        </w:rPr>
+        <w:t xml:space="preserve"> Tecnologia S.A.</w:t>
+      </w:r>
+      <w:r>
+        <w:rPr>
+          <w:rFonts w:eastAsia="Times"/>
+        </w:rPr>
+        <w:t xml:space="preserve">, CNPJ: 35.975.813/0001-81, localizada no endereço Rua </w:t>
+      </w:r>
+      <w:r>
+        <w:rPr>
+          <w:rFonts w:eastAsia="Times"/>
+        </w:rPr>
+        <w:t>Pimenta de Pádua</w:t>
+      </w:r>
+      <w:r>
+        <w:rPr>
+          <w:rFonts w:eastAsia="Times"/>
+        </w:rPr>
+        <w:t xml:space="preserve">, </w:t>
+      </w:r>
+      <w:r>
+        <w:rPr>
+          <w:rFonts w:eastAsia="Times"/>
+        </w:rPr>
+        <w:t>2384</w:t>
+      </w:r>
+      <w:r>
+        <w:rPr>
+          <w:rFonts w:eastAsia="Times"/>
+        </w:rPr>
+        <w:t xml:space="preserve">, no bairro </w:t>
+      </w:r>
+      <w:r>
+        <w:rPr>
+          <w:rFonts w:eastAsia="Times"/>
+        </w:rPr>
+        <w:t>Lagoinha</w:t>
+      </w:r>
+      <w:r>
+        <w:rPr>
+          <w:rFonts w:eastAsia="Times"/>
+        </w:rPr>
+        <w:t xml:space="preserve">, na cidade de </w:t>
+      </w:r>
+      <w:r>
+        <w:rPr>
+          <w:rFonts w:eastAsia="Times"/>
+        </w:rPr>
+        <w:t>São Sebastião do Paraíso/MG</w:t>
+      </w:r>
+      <w:r>
+        <w:rPr>
+          <w:rFonts w:eastAsia="Times"/>
+        </w:rPr>
+        <w:t>.</w:t>
       </w:r>
     </w:p>
     <w:p>
@@ -2593,7 +2710,31 @@
         <w:rPr>
           <w:rFonts w:eastAsia="Times"/>
         </w:rPr>
-        <w:t>Exerço atividades nesta empresa desde 01 de agosto de 2020 até o momento, com a finalidade de aplicar os conhecimentos teóricos adquiridos ao longo do curso de Engenharia de Software,</w:t>
+        <w:t>Exerço atividades nesta empresa desde 0</w:t>
+      </w:r>
+      <w:r>
+        <w:rPr>
+          <w:rFonts w:eastAsia="Times"/>
+        </w:rPr>
+        <w:t>8</w:t>
+      </w:r>
+      <w:r>
+        <w:rPr>
+          <w:rFonts w:eastAsia="Times"/>
+        </w:rPr>
+        <w:t xml:space="preserve"> de agosto de 202</w:t>
+      </w:r>
+      <w:r>
+        <w:rPr>
+          <w:rFonts w:eastAsia="Times"/>
+        </w:rPr>
+        <w:t>1</w:t>
+      </w:r>
+      <w:r>
+        <w:rPr>
+          <w:rFonts w:eastAsia="Times"/>
+        </w:rPr>
+        <w:t xml:space="preserve"> até o momento, com a finalidade de aplicar os conhecimentos teóricos adquiridos ao longo do curso de Engenharia de Software,</w:t>
       </w:r>
       <w:r>
         <w:rPr>
@@ -2644,24 +2785,60 @@
         <w:jc w:val="both"/>
       </w:pPr>
       <w:r>
-        <w:t xml:space="preserve">A empresa Decimus Serviços em Tecnologia Sociedade </w:t>
+        <w:t xml:space="preserve">A empresa </w:t>
+      </w:r>
+      <w:proofErr w:type="spellStart"/>
+      <w:r>
+        <w:t>Telluria</w:t>
+      </w:r>
+      <w:proofErr w:type="spellEnd"/>
+      <w:r>
+        <w:t xml:space="preserve"> Tecnologia S</w:t>
+      </w:r>
+      <w:r>
+        <w:t>.A.</w:t>
+      </w:r>
+      <w:r>
+        <w:t xml:space="preserve"> </w:t>
       </w:r>
       <w:r>
         <w:t>atua</w:t>
       </w:r>
       <w:r>
-        <w:t xml:space="preserve"> no ramo de desenvolvimento e licenciamento de programas de computador customizáveis</w:t>
-      </w:r>
-      <w:r>
-        <w:t>. É uma empresa que tem como objetivo ajudar empresas de todos os portes a entenderem a importância e aproveitarem os benefícios da Auditoria Digital com Tecnologia Regulatória (</w:t>
-      </w:r>
-      <w:proofErr w:type="spellStart"/>
-      <w:r>
-        <w:t>RegTech</w:t>
-      </w:r>
-      <w:proofErr w:type="spellEnd"/>
-      <w:r>
-        <w:t>), conseguindo assim resultados reais e permanentes para seus negócios.</w:t>
+        <w:t xml:space="preserve"> no ramo de desenvolvimento e licenciamento de programas de computador</w:t>
+      </w:r>
+      <w:r>
+        <w:t xml:space="preserve">. É uma empresa que tem como objetivo </w:t>
+      </w:r>
+      <w:r>
+        <w:t>oferecer as</w:t>
+      </w:r>
+      <w:r>
+        <w:t xml:space="preserve"> empresas de</w:t>
+      </w:r>
+      <w:r>
+        <w:t xml:space="preserve"> concreto usinado</w:t>
+      </w:r>
+      <w:r>
+        <w:t xml:space="preserve"> </w:t>
+      </w:r>
+      <w:r>
+        <w:t xml:space="preserve">de </w:t>
+      </w:r>
+      <w:r>
+        <w:t>todos os portes</w:t>
+      </w:r>
+      <w:r>
+        <w:t xml:space="preserve"> o sistema ERP para concreteiras (TopCon)</w:t>
+      </w:r>
+      <w:r>
+        <w:t xml:space="preserve">, conseguindo assim </w:t>
+      </w:r>
+      <w:r>
+        <w:t>uma administração plena para seu ramo de negócio</w:t>
+      </w:r>
+      <w:r>
+        <w:t>.</w:t>
       </w:r>
     </w:p>
     <w:p>
@@ -2674,7 +2851,13 @@
         <w:t>E</w:t>
       </w:r>
       <w:r>
-        <w:t>stá sempre reinventando o Mercado de Auditoria em Pagamentos Digitais com Tecnologia Regulatória, com uma gestão eficaz e ágil de atividades de relacionadas as leis, regulamentos, normas, tributos e impostos. </w:t>
+        <w:t xml:space="preserve">stá sempre </w:t>
+      </w:r>
+      <w:r>
+        <w:t>em busca</w:t>
+      </w:r>
+      <w:r>
+        <w:t xml:space="preserve"> o Mercado de Auditoria em Pagamentos Digitais com Tecnologia Regulatória, com uma gestão eficaz e ágil de atividades de relacionadas as leis, regulamentos, normas, tributos e impostos. </w:t>
       </w:r>
     </w:p>
     <w:p/>
@@ -2710,16 +2893,22 @@
         <w:jc w:val="both"/>
       </w:pPr>
       <w:r>
-        <w:t xml:space="preserve">As principais atividades do setor em que trabalho são: realizar reuniões, treinamentos, suporte via chamado, ligação ou WhatsApp com os clientes, análises e correção de bugs. </w:t>
-      </w:r>
-      <w:r>
-        <w:t xml:space="preserve">Meu contato é com todos os setores da empresa via Skype e/ou presencial e acontece </w:t>
-      </w:r>
-      <w:r>
-        <w:t>sempre que há a necessidade de entender melhor como está o andamento de processos int</w:t>
-      </w:r>
-      <w:r>
-        <w:t>ernos.</w:t>
+        <w:t xml:space="preserve">As principais atividades do setor em que trabalho são: suporte via chamado, ligação ou WhatsApp com os clientes, análises e correção de bugs. </w:t>
+      </w:r>
+      <w:r>
+        <w:t xml:space="preserve">Meu contato é </w:t>
+      </w:r>
+      <w:r>
+        <w:t>com</w:t>
+      </w:r>
+      <w:r>
+        <w:t xml:space="preserve"> os setores d</w:t>
+      </w:r>
+      <w:r>
+        <w:t>e engenharia e produção das empresas que utilizam o sistema</w:t>
+      </w:r>
+      <w:r>
+        <w:t>.</w:t>
       </w:r>
       <w:r>
         <w:t xml:space="preserve"> O recurso humano é composto por uma colaboradora; cada colaborador da empresa possui um computador ou notebook com acesso à internet e o contato com os clientes são realizados de forma remota, e-mail, ligação, Skype e WhatsApp.</w:t>
@@ -2765,13 +2954,19 @@
         <w:t xml:space="preserve"> auxiliar os clientes</w:t>
       </w:r>
       <w:r>
-        <w:t xml:space="preserve"> na utilização da plataforma ao</w:t>
-      </w:r>
-      <w:r>
-        <w:t xml:space="preserve"> realizar reuniões, treinamentos</w:t>
-      </w:r>
-      <w:r>
-        <w:t>, implantações, esclarecimento de dúvidas, análises, acompanhamento e validação de chamados</w:t>
+        <w:t xml:space="preserve"> na utilização d</w:t>
+      </w:r>
+      <w:r>
+        <w:t>o sistema</w:t>
+      </w:r>
+      <w:r>
+        <w:t xml:space="preserve">, </w:t>
+      </w:r>
+      <w:r>
+        <w:t xml:space="preserve">realizando </w:t>
+      </w:r>
+      <w:r>
+        <w:t>esclarecimento de dúvidas, análises, acompanhamento e validação de chamados</w:t>
       </w:r>
       <w:r>
         <w:t>,</w:t>
@@ -3373,7 +3568,76 @@
                 <w:rFonts w:asciiTheme="majorHAnsi" w:hAnsiTheme="majorHAnsi"/>
                 <w:color w:val="262626" w:themeColor="text1" w:themeTint="D9"/>
               </w:rPr>
-              <w:t>X</w:t>
+              <w:fldChar w:fldCharType="begin">
+                <w:ffData>
+                  <w:name w:val="Texto52"/>
+                  <w:enabled/>
+                  <w:calcOnExit w:val="0"/>
+                  <w:textInput/>
+                </w:ffData>
+              </w:fldChar>
+            </w:r>
+            <w:r>
+              <w:rPr>
+                <w:rFonts w:asciiTheme="majorHAnsi" w:hAnsiTheme="majorHAnsi"/>
+                <w:color w:val="262626" w:themeColor="text1" w:themeTint="D9"/>
+              </w:rPr>
+              <w:instrText xml:space="preserve"> FORMTEXT </w:instrText>
+            </w:r>
+            <w:r>
+              <w:rPr>
+                <w:rFonts w:asciiTheme="majorHAnsi" w:hAnsiTheme="majorHAnsi"/>
+                <w:color w:val="262626" w:themeColor="text1" w:themeTint="D9"/>
+              </w:rPr>
+            </w:r>
+            <w:r>
+              <w:rPr>
+                <w:rFonts w:asciiTheme="majorHAnsi" w:hAnsiTheme="majorHAnsi"/>
+                <w:color w:val="262626" w:themeColor="text1" w:themeTint="D9"/>
+              </w:rPr>
+              <w:fldChar w:fldCharType="separate"/>
+            </w:r>
+            <w:r>
+              <w:rPr>
+                <w:rFonts w:asciiTheme="majorHAnsi" w:hAnsiTheme="majorHAnsi"/>
+                <w:color w:val="262626" w:themeColor="text1" w:themeTint="D9"/>
+              </w:rPr>
+              <w:t> </w:t>
+            </w:r>
+            <w:r>
+              <w:rPr>
+                <w:rFonts w:asciiTheme="majorHAnsi" w:hAnsiTheme="majorHAnsi"/>
+                <w:color w:val="262626" w:themeColor="text1" w:themeTint="D9"/>
+              </w:rPr>
+              <w:t> </w:t>
+            </w:r>
+            <w:r>
+              <w:rPr>
+                <w:rFonts w:asciiTheme="majorHAnsi" w:hAnsiTheme="majorHAnsi"/>
+                <w:color w:val="262626" w:themeColor="text1" w:themeTint="D9"/>
+              </w:rPr>
+              <w:t> </w:t>
+            </w:r>
+            <w:r>
+              <w:rPr>
+                <w:rFonts w:asciiTheme="majorHAnsi" w:hAnsiTheme="majorHAnsi"/>
+                <w:color w:val="262626" w:themeColor="text1" w:themeTint="D9"/>
+              </w:rPr>
+              <w:t> </w:t>
+            </w:r>
+            <w:r>
+              <w:rPr>
+                <w:rFonts w:asciiTheme="majorHAnsi" w:hAnsiTheme="majorHAnsi"/>
+                <w:color w:val="262626" w:themeColor="text1" w:themeTint="D9"/>
+              </w:rPr>
+              <w:t> </w:t>
+            </w:r>
+            <w:r>
+              <w:rPr>
+                <w:rFonts w:asciiTheme="majorHAnsi" w:hAnsiTheme="majorHAnsi"/>
+                <w:color w:val="262626" w:themeColor="text1" w:themeTint="D9"/>
+              </w:rPr>
+              <w:fldChar w:fldCharType="end"/>
             </w:r>
             <w:r>
               <w:rPr>
@@ -3629,6 +3893,13 @@
     </w:p>
     <w:p>
       <w:pPr>
+        <w:spacing w:line="360" w:lineRule="auto"/>
+        <w:ind w:firstLine="1417"/>
+        <w:jc w:val="both"/>
+      </w:pPr>
+    </w:p>
+    <w:p>
+      <w:pPr>
         <w:pStyle w:val="PargrafodaLista"/>
         <w:numPr>
           <w:ilvl w:val="0"/>
@@ -3643,42 +3914,13 @@
           <w:bCs/>
         </w:rPr>
         <w:lastRenderedPageBreak/>
-        <w:t>Realização de reuniões, treinamentos</w:t>
-      </w:r>
-      <w:r>
-        <w:rPr>
-          <w:b/>
-          <w:bCs/>
-        </w:rPr>
-        <w:t>, implantações</w:t>
-      </w:r>
-      <w:r>
-        <w:rPr>
-          <w:b/>
-          <w:bCs/>
-        </w:rPr>
-        <w:t xml:space="preserve"> e esclarecimentos de dúvidas dos clientes:</w:t>
-      </w:r>
-      <w:r>
-        <w:t xml:space="preserve"> </w:t>
-      </w:r>
-      <w:r>
-        <w:t xml:space="preserve">reuniões </w:t>
-      </w:r>
-      <w:r>
-        <w:t xml:space="preserve">de forma remota </w:t>
-      </w:r>
-      <w:r>
-        <w:t>para conhecer melhor o cliente, entender suas necessidades, esclarecer as dúvidas que surgem no dia a dia</w:t>
-      </w:r>
-      <w:r>
-        <w:t xml:space="preserve"> pelos meios de comunicação ligação, Skype, WhatsApp e e-mail via chamado e</w:t>
-      </w:r>
-      <w:r>
-        <w:t xml:space="preserve"> treinamentos para </w:t>
-      </w:r>
-      <w:r>
-        <w:t>instruir o cliente no uso da plataforma.</w:t>
+        <w:t>Análise, acompanhamento e validação de chamados:</w:t>
+      </w:r>
+      <w:r>
+        <w:t xml:space="preserve"> quando o cliente envia chamado é necessário analisar com cautela o que se trata, acompanhar todo o processo do andamento da resolução do problema e após o retorno da área de desenvolvimento validar se foi solucionado da forma correta afim de proporcionar ao cliente uma solução de qualidade</w:t>
+      </w:r>
+      <w:r>
+        <w:t>. Os chamados são organizados em filas no Zendesk e Trello, além do tempo em que devem ser executados.</w:t>
       </w:r>
     </w:p>
     <w:p>
@@ -3696,10 +3938,37 @@
           <w:b/>
           <w:bCs/>
         </w:rPr>
-        <w:t>Comunicação e Expressão I e II:</w:t>
-      </w:r>
-      <w:r>
-        <w:t xml:space="preserve"> estas disciplinas têm por objetivo especificar os diferentes tipos de linguagens, tipos de argumentos e criação de documentos de forma correta. Elas disciplinas proporcionaram melhor comunicação com os clientes e equipe interna, desenvoltura nos treinamentos e elaboração de e-mails.</w:t>
+        <w:t>Qualidade de software:</w:t>
+      </w:r>
+      <w:r>
+        <w:t xml:space="preserve"> esta disciplina tem a finalidade de </w:t>
+      </w:r>
+      <w:r>
+        <w:t>garantir a qualidade do software através da definição e normatização de processos de desenvolvimento.</w:t>
+      </w:r>
+      <w:r>
+        <w:t xml:space="preserve"> Através desta disciplina foi possível proporcionar análises e validações com qualidade para os clientes.</w:t>
+      </w:r>
+    </w:p>
+    <w:p>
+      <w:pPr>
+        <w:pStyle w:val="PargrafodaLista"/>
+        <w:numPr>
+          <w:ilvl w:val="1"/>
+          <w:numId w:val="13"/>
+        </w:numPr>
+        <w:spacing w:line="360" w:lineRule="auto"/>
+        <w:jc w:val="both"/>
+      </w:pPr>
+      <w:r>
+        <w:rPr>
+          <w:b/>
+          <w:bCs/>
+        </w:rPr>
+        <w:t>Gestão de projetos:</w:t>
+      </w:r>
+      <w:r>
+        <w:t xml:space="preserve"> esta disciplina tem a finalidade de ensinar quais são os tipos de gerenciamentos, como deve ser aplicada nas empresas e como ela impacta nos processos dos projetos e atividades. Ela proporcionou uma melhor organização das tarefas e do tempo em que elas precisaram para serem executadas e entregues.</w:t>
       </w:r>
     </w:p>
     <w:p>
@@ -3724,13 +3993,19 @@
           <w:b/>
           <w:bCs/>
         </w:rPr>
-        <w:t>Análise, acompanhamento e validação de chamados:</w:t>
-      </w:r>
-      <w:r>
-        <w:t xml:space="preserve"> quando o cliente envia chamado é necessário analisar com cautela o que se trata, acompanhar todo o processo do andamento da resolução do problema e após o retorno da área de desenvolvimento validar se foi solucionado da forma correta afim de proporcionar ao cliente uma solução de qualidade</w:t>
-      </w:r>
-      <w:r>
-        <w:t>. Os chamados são organizados em filas no Zendesk e Trello, além do tempo em que devem ser executados.</w:t>
+        <w:t>Correção de bugs e consulta em banco de dados:</w:t>
+      </w:r>
+      <w:r>
+        <w:t xml:space="preserve"> quando o sistema </w:t>
+      </w:r>
+      <w:r>
+        <w:t>não tem o retorno esperado</w:t>
+      </w:r>
+      <w:r>
+        <w:t xml:space="preserve"> </w:t>
+      </w:r>
+      <w:r>
+        <w:t>se faz necessário verificar o que precisa ser ajustado, assim como identificar informações no banco de dados através de consultas.</w:t>
       </w:r>
     </w:p>
     <w:p>
@@ -3748,91 +4023,6 @@
           <w:b/>
           <w:bCs/>
         </w:rPr>
-        <w:t>Qualidade de software:</w:t>
-      </w:r>
-      <w:r>
-        <w:t xml:space="preserve"> esta disciplina tem a finalidade de </w:t>
-      </w:r>
-      <w:r>
-        <w:t>garantir a qualidade do software através da definição e normatização de processos de desenvolvimento.</w:t>
-      </w:r>
-      <w:r>
-        <w:t xml:space="preserve"> Através desta disciplina foi possível proporcionar análises e validações com qualidade para os clientes.</w:t>
-      </w:r>
-    </w:p>
-    <w:p>
-      <w:pPr>
-        <w:pStyle w:val="PargrafodaLista"/>
-        <w:numPr>
-          <w:ilvl w:val="1"/>
-          <w:numId w:val="13"/>
-        </w:numPr>
-        <w:spacing w:line="360" w:lineRule="auto"/>
-        <w:jc w:val="both"/>
-      </w:pPr>
-      <w:r>
-        <w:rPr>
-          <w:b/>
-          <w:bCs/>
-        </w:rPr>
-        <w:t>Gestão de projetos:</w:t>
-      </w:r>
-      <w:r>
-        <w:t xml:space="preserve"> esta disciplina tem a finalidade de ensinar quais são os tipos de gerenciamentos, como deve ser aplicada nas empresas e como ela impacta nos processos dos projetos e atividades. Ela proporcionou uma melhor organização das tarefas e do tempo em que elas precisaram para serem executadas e entregues.</w:t>
-      </w:r>
-    </w:p>
-    <w:p>
-      <w:pPr>
-        <w:spacing w:line="360" w:lineRule="auto"/>
-        <w:ind w:firstLine="1417"/>
-        <w:jc w:val="both"/>
-      </w:pPr>
-    </w:p>
-    <w:p>
-      <w:pPr>
-        <w:pStyle w:val="PargrafodaLista"/>
-        <w:numPr>
-          <w:ilvl w:val="0"/>
-          <w:numId w:val="13"/>
-        </w:numPr>
-        <w:spacing w:line="360" w:lineRule="auto"/>
-        <w:jc w:val="both"/>
-      </w:pPr>
-      <w:r>
-        <w:rPr>
-          <w:b/>
-          <w:bCs/>
-        </w:rPr>
-        <w:t>Correção de bugs e consulta em banco de dados:</w:t>
-      </w:r>
-      <w:r>
-        <w:t xml:space="preserve"> quando o sistema </w:t>
-      </w:r>
-      <w:r>
-        <w:t>não tem o retorno esperado</w:t>
-      </w:r>
-      <w:r>
-        <w:t xml:space="preserve"> </w:t>
-      </w:r>
-      <w:r>
-        <w:t>se faz necessário verificar o que precisa ser ajustado, assim como identificar informações no banco de dados e exportação de relatórios através de consultas.</w:t>
-      </w:r>
-    </w:p>
-    <w:p>
-      <w:pPr>
-        <w:pStyle w:val="PargrafodaLista"/>
-        <w:numPr>
-          <w:ilvl w:val="1"/>
-          <w:numId w:val="13"/>
-        </w:numPr>
-        <w:spacing w:line="360" w:lineRule="auto"/>
-        <w:jc w:val="both"/>
-      </w:pPr>
-      <w:r>
-        <w:rPr>
-          <w:b/>
-          <w:bCs/>
-        </w:rPr>
         <w:t>Banco de Dados I e II:</w:t>
       </w:r>
       <w:r>
@@ -3860,7 +4050,6 @@
           <w:b w:val="0"/>
           <w:color w:val="auto"/>
         </w:rPr>
-        <w:lastRenderedPageBreak/>
         <w:t>ANÁLISE DA EXPERIÊNCIA PROFISSIONAL VIVENCIADA</w:t>
       </w:r>
       <w:bookmarkEnd w:id="9"/>
@@ -3920,6 +4109,7 @@
         <w:rPr>
           <w:rFonts w:ascii="Times" w:eastAsia="Times" w:hAnsi="Times" w:cs="Times"/>
         </w:rPr>
+        <w:lastRenderedPageBreak/>
         <w:t>Através desse paralelo, em caso de dúvidas é possível esclarecê-las, aperfeiçoamento do conhecimento adquirido na teoria, segurança nas tomadas de decisões, crescimento profissional e eficiência nos resultados dos processos.</w:t>
       </w:r>
     </w:p>
@@ -4072,7 +4262,6 @@
         <w:rPr>
           <w:rFonts w:eastAsia="Times"/>
         </w:rPr>
-        <w:lastRenderedPageBreak/>
         <w:t>A principal dificuldade foi adaptar o conhecimento teórico para as atividades práticas.</w:t>
       </w:r>
     </w:p>
@@ -4131,6 +4320,7 @@
         <w:jc w:val="both"/>
       </w:pPr>
       <w:r>
+        <w:lastRenderedPageBreak/>
         <w:t>Em sua opinião</w:t>
       </w:r>
       <w:r>
@@ -4288,7 +4478,6 @@
           <w:rFonts w:ascii="Times New Roman" w:hAnsi="Times New Roman" w:cs="Times New Roman"/>
           <w:color w:val="auto"/>
         </w:rPr>
-        <w:lastRenderedPageBreak/>
         <w:t>5</w:t>
       </w:r>
       <w:r>
@@ -4387,7 +4576,6 @@
           <w:rFonts w:ascii="Times New Roman" w:hAnsi="Times New Roman" w:cs="Times New Roman"/>
           <w:color w:val="auto"/>
         </w:rPr>
-        <w:lastRenderedPageBreak/>
         <w:t>6</w:t>
       </w:r>
       <w:r>
@@ -5143,6 +5331,7 @@
               <w:rPr>
                 <w:color w:val="262626" w:themeColor="text1" w:themeTint="D9"/>
               </w:rPr>
+              <w:lastRenderedPageBreak/>
               <w:t>DEDICAÇÃO AO TRABALHO</w:t>
             </w:r>
           </w:p>
@@ -5278,12 +5467,16 @@
         <w:tab/>
         <w:t xml:space="preserve">   B = BOM</w:t>
       </w:r>
+      <w:proofErr w:type="gramStart"/>
       <w:r>
         <w:tab/>
         <w:t xml:space="preserve">  </w:t>
       </w:r>
       <w:r>
         <w:tab/>
+      </w:r>
+      <w:proofErr w:type="gramEnd"/>
+      <w:r>
         <w:t xml:space="preserve"> </w:t>
       </w:r>
       <w:r>
@@ -5528,7 +5721,6 @@
         <w:jc w:val="center"/>
       </w:pPr>
       <w:r>
-        <w:lastRenderedPageBreak/>
         <w:t>e Avaliação do Estágio</w:t>
       </w:r>
     </w:p>
@@ -5675,7 +5867,15 @@
               <w:jc w:val="center"/>
             </w:pPr>
             <w:r>
-              <w:t>ÓTIMO (    )</w:t>
+              <w:t xml:space="preserve">ÓTIMO </w:t>
+            </w:r>
+            <w:proofErr w:type="gramStart"/>
+            <w:r>
+              <w:t xml:space="preserve">(  </w:t>
+            </w:r>
+            <w:proofErr w:type="gramEnd"/>
+            <w:r>
+              <w:t xml:space="preserve">  )</w:t>
             </w:r>
           </w:p>
         </w:tc>
@@ -5690,7 +5890,15 @@
               <w:jc w:val="center"/>
             </w:pPr>
             <w:r>
-              <w:t>BOM (   )</w:t>
+              <w:t xml:space="preserve">BOM </w:t>
+            </w:r>
+            <w:proofErr w:type="gramStart"/>
+            <w:r>
+              <w:t xml:space="preserve">(  </w:t>
+            </w:r>
+            <w:proofErr w:type="gramEnd"/>
+            <w:r>
+              <w:t xml:space="preserve"> )</w:t>
             </w:r>
           </w:p>
         </w:tc>
@@ -5705,7 +5913,15 @@
               <w:jc w:val="center"/>
             </w:pPr>
             <w:r>
-              <w:t>REGULAR (   )</w:t>
+              <w:t xml:space="preserve">REGULAR </w:t>
+            </w:r>
+            <w:proofErr w:type="gramStart"/>
+            <w:r>
+              <w:t xml:space="preserve">(  </w:t>
+            </w:r>
+            <w:proofErr w:type="gramEnd"/>
+            <w:r>
+              <w:t xml:space="preserve"> )</w:t>
             </w:r>
           </w:p>
         </w:tc>
@@ -5720,7 +5936,15 @@
               <w:jc w:val="center"/>
             </w:pPr>
             <w:r>
-              <w:t>INSUFICIENTE (   )</w:t>
+              <w:t xml:space="preserve">INSUFICIENTE </w:t>
+            </w:r>
+            <w:proofErr w:type="gramStart"/>
+            <w:r>
+              <w:t xml:space="preserve">(  </w:t>
+            </w:r>
+            <w:proofErr w:type="gramEnd"/>
+            <w:r>
+              <w:t xml:space="preserve"> )</w:t>
             </w:r>
           </w:p>
         </w:tc>
@@ -5954,7 +6178,7 @@
           </mc:Choice>
           <mc:Fallback>
             <w:pict>
-              <v:group w14:anchorId="09D110C1" id="Grupo 3" o:spid="_x0000_s1027" style="position:absolute;margin-left:0;margin-top:0;width:416.25pt;height:61.5pt;z-index:251661312;mso-position-horizontal:center;mso-position-horizontal-relative:margin;mso-position-vertical:center;mso-position-vertical-relative:margin" coordsize="52863,7810" o:gfxdata="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">
+              <v:group w14:anchorId="09D110C1" id="Grupo 3" o:spid="_x0000_s1027" style="position:absolute;margin-left:0;margin-top:0;width:416.25pt;height:61.5pt;z-index:251661312;mso-position-horizontal:center;mso-position-horizontal-relative:margin;mso-position-vertical:center;mso-position-vertical-relative:margin" coordsize="52863,7810" o:gfxdata="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">
                 <v:shape id="Caixa de texto 1" o:spid="_x0000_s1028" type="#_x0000_t202" style="position:absolute;width:20193;height:7810;visibility:visible;mso-wrap-style:square;v-text-anchor:top" o:gfxdata="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" filled="f" stroked="f" strokeweight=".5pt">
                   <v:textbox>
                     <w:txbxContent>
@@ -6084,7 +6308,7 @@
 </file>
 
 <file path=word/endnotes.xml><?xml version="1.0" encoding="utf-8"?>
-<w:endnotes xmlns:wpc="http://schemas.microsoft.com/office/word/2010/wordprocessingCanvas" xmlns:cx="http://schemas.microsoft.com/office/drawing/2014/chartex" xmlns:cx1="http://schemas.microsoft.com/office/drawing/2015/9/8/chartex" xmlns:cx2="http://schemas.microsoft.com/office/drawing/2015/10/21/chartex" xmlns:cx3="http://schemas.microsoft.com/office/drawing/2016/5/9/chartex" xmlns:cx4="http://schemas.microsoft.com/office/drawing/2016/5/10/chartex" xmlns:cx5="http://schemas.microsoft.com/office/drawing/2016/5/11/chartex" xmlns:cx6="http://schemas.microsoft.com/office/drawing/2016/5/12/chartex" xmlns:cx7="http://schemas.microsoft.com/office/drawing/2016/5/13/chartex" xmlns:cx8="http://schemas.microsoft.com/office/drawing/2016/5/14/chartex" xmlns:mc="http://schemas.openxmlformats.org/markup-compatibility/2006" xmlns:aink="http://schemas.microsoft.com/office/drawing/2016/ink" xmlns:am3d="http://schemas.microsoft.com/office/drawing/2017/model3d" xmlns:o="urn:schemas-microsoft-com:office:office" xmlns:r="http://schemas.openxmlformats.org/officeDocument/2006/relationships" xmlns:m="http://schemas.openxmlformats.org/officeDocument/2006/math" xmlns:v="urn:schemas-microsoft-com:vml" xmlns:wp14="http://schemas.microsoft.com/office/word/2010/wordprocessingDrawing" xmlns:wp="http://schemas.openxmlformats.org/drawingml/2006/wordprocessingDrawing" xmlns:w10="urn:schemas-microsoft-com:office:word" xmlns:w="http://schemas.openxmlformats.org/wordprocessingml/2006/main" xmlns:w14="http://schemas.microsoft.com/office/word/2010/wordml" xmlns:w15="http://schemas.microsoft.com/office/word/2012/wordml" xmlns:w16cex="http://schemas.microsoft.com/office/word/2018/wordml/cex" xmlns:w16cid="http://schemas.microsoft.com/office/word/2016/wordml/cid" xmlns:w16="http://schemas.microsoft.com/office/word/2018/wordml" xmlns:w16sdtdh="http://schemas.microsoft.com/office/word/2020/wordml/sdtdatahash" xmlns:w16se="http://schemas.microsoft.com/office/word/2015/wordml/symex" xmlns:wpg="http://schemas.microsoft.com/office/word/2010/wordprocessingGroup" xmlns:wpi="http://schemas.microsoft.com/office/word/2010/wordprocessingInk" xmlns:wne="http://schemas.microsoft.com/office/word/2006/wordml" xmlns:wps="http://schemas.microsoft.com/office/word/2010/wordprocessingShape" mc:Ignorable="w14 w15 w16se w16cid w16 w16cex w16sdtdh wp14">
+<w:endnotes xmlns:wpc="http://schemas.microsoft.com/office/word/2010/wordprocessingCanvas" xmlns:cx="http://schemas.microsoft.com/office/drawing/2014/chartex" xmlns:cx1="http://schemas.microsoft.com/office/drawing/2015/9/8/chartex" xmlns:cx2="http://schemas.microsoft.com/office/drawing/2015/10/21/chartex" xmlns:cx3="http://schemas.microsoft.com/office/drawing/2016/5/9/chartex" xmlns:cx4="http://schemas.microsoft.com/office/drawing/2016/5/10/chartex" xmlns:cx5="http://schemas.microsoft.com/office/drawing/2016/5/11/chartex" xmlns:cx6="http://schemas.microsoft.com/office/drawing/2016/5/12/chartex" xmlns:cx7="http://schemas.microsoft.com/office/drawing/2016/5/13/chartex" xmlns:cx8="http://schemas.microsoft.com/office/drawing/2016/5/14/chartex" xmlns:mc="http://schemas.openxmlformats.org/markup-compatibility/2006" xmlns:aink="http://schemas.microsoft.com/office/drawing/2016/ink" xmlns:am3d="http://schemas.microsoft.com/office/drawing/2017/model3d" xmlns:o="urn:schemas-microsoft-com:office:office" xmlns:oel="http://schemas.microsoft.com/office/2019/extlst" xmlns:r="http://schemas.openxmlformats.org/officeDocument/2006/relationships" xmlns:m="http://schemas.openxmlformats.org/officeDocument/2006/math" xmlns:v="urn:schemas-microsoft-com:vml" xmlns:wp14="http://schemas.microsoft.com/office/word/2010/wordprocessingDrawing" xmlns:wp="http://schemas.openxmlformats.org/drawingml/2006/wordprocessingDrawing" xmlns:w10="urn:schemas-microsoft-com:office:word" xmlns:w="http://schemas.openxmlformats.org/wordprocessingml/2006/main" xmlns:w14="http://schemas.microsoft.com/office/word/2010/wordml" xmlns:w15="http://schemas.microsoft.com/office/word/2012/wordml" xmlns:w16cex="http://schemas.microsoft.com/office/word/2018/wordml/cex" xmlns:w16cid="http://schemas.microsoft.com/office/word/2016/wordml/cid" xmlns:w16="http://schemas.microsoft.com/office/word/2018/wordml" xmlns:w16sdtdh="http://schemas.microsoft.com/office/word/2020/wordml/sdtdatahash" xmlns:w16se="http://schemas.microsoft.com/office/word/2015/wordml/symex" xmlns:wpg="http://schemas.microsoft.com/office/word/2010/wordprocessingGroup" xmlns:wpi="http://schemas.microsoft.com/office/word/2010/wordprocessingInk" xmlns:wne="http://schemas.microsoft.com/office/word/2006/wordml" xmlns:wps="http://schemas.microsoft.com/office/word/2010/wordprocessingShape" mc:Ignorable="w14 w15 w16se w16cid w16 w16cex w16sdtdh wp14">
   <w:endnote w:type="separator" w:id="-1">
     <w:p>
       <w:r>
@@ -6103,7 +6327,7 @@
 </file>
 
 <file path=word/footer1.xml><?xml version="1.0" encoding="utf-8"?>
-<w:ftr xmlns:wpc="http://schemas.microsoft.com/office/word/2010/wordprocessingCanvas" xmlns:cx="http://schemas.microsoft.com/office/drawing/2014/chartex" xmlns:cx1="http://schemas.microsoft.com/office/drawing/2015/9/8/chartex" xmlns:cx2="http://schemas.microsoft.com/office/drawing/2015/10/21/chartex" xmlns:cx3="http://schemas.microsoft.com/office/drawing/2016/5/9/chartex" xmlns:cx4="http://schemas.microsoft.com/office/drawing/2016/5/10/chartex" xmlns:cx5="http://schemas.microsoft.com/office/drawing/2016/5/11/chartex" xmlns:cx6="http://schemas.microsoft.com/office/drawing/2016/5/12/chartex" xmlns:cx7="http://schemas.microsoft.com/office/drawing/2016/5/13/chartex" xmlns:cx8="http://schemas.microsoft.com/office/drawing/2016/5/14/chartex" xmlns:mc="http://schemas.openxmlformats.org/markup-compatibility/2006" xmlns:aink="http://schemas.microsoft.com/office/drawing/2016/ink" xmlns:am3d="http://schemas.microsoft.com/office/drawing/2017/model3d" xmlns:o="urn:schemas-microsoft-com:office:office" xmlns:r="http://schemas.openxmlformats.org/officeDocument/2006/relationships" xmlns:m="http://schemas.openxmlformats.org/officeDocument/2006/math" xmlns:v="urn:schemas-microsoft-com:vml" xmlns:wp14="http://schemas.microsoft.com/office/word/2010/wordprocessingDrawing" xmlns:wp="http://schemas.openxmlformats.org/drawingml/2006/wordprocessingDrawing" xmlns:w10="urn:schemas-microsoft-com:office:word" xmlns:w="http://schemas.openxmlformats.org/wordprocessingml/2006/main" xmlns:w14="http://schemas.microsoft.com/office/word/2010/wordml" xmlns:w15="http://schemas.microsoft.com/office/word/2012/wordml" xmlns:w16cex="http://schemas.microsoft.com/office/word/2018/wordml/cex" xmlns:w16cid="http://schemas.microsoft.com/office/word/2016/wordml/cid" xmlns:w16="http://schemas.microsoft.com/office/word/2018/wordml" xmlns:w16sdtdh="http://schemas.microsoft.com/office/word/2020/wordml/sdtdatahash" xmlns:w16se="http://schemas.microsoft.com/office/word/2015/wordml/symex" xmlns:wpg="http://schemas.microsoft.com/office/word/2010/wordprocessingGroup" xmlns:wpi="http://schemas.microsoft.com/office/word/2010/wordprocessingInk" xmlns:wne="http://schemas.microsoft.com/office/word/2006/wordml" xmlns:wps="http://schemas.microsoft.com/office/word/2010/wordprocessingShape" mc:Ignorable="w14 w15 w16se w16cid w16 w16cex w16sdtdh wp14">
+<w:ftr xmlns:wpc="http://schemas.microsoft.com/office/word/2010/wordprocessingCanvas" xmlns:cx="http://schemas.microsoft.com/office/drawing/2014/chartex" xmlns:cx1="http://schemas.microsoft.com/office/drawing/2015/9/8/chartex" xmlns:cx2="http://schemas.microsoft.com/office/drawing/2015/10/21/chartex" xmlns:cx3="http://schemas.microsoft.com/office/drawing/2016/5/9/chartex" xmlns:cx4="http://schemas.microsoft.com/office/drawing/2016/5/10/chartex" xmlns:cx5="http://schemas.microsoft.com/office/drawing/2016/5/11/chartex" xmlns:cx6="http://schemas.microsoft.com/office/drawing/2016/5/12/chartex" xmlns:cx7="http://schemas.microsoft.com/office/drawing/2016/5/13/chartex" xmlns:cx8="http://schemas.microsoft.com/office/drawing/2016/5/14/chartex" xmlns:mc="http://schemas.openxmlformats.org/markup-compatibility/2006" xmlns:aink="http://schemas.microsoft.com/office/drawing/2016/ink" xmlns:am3d="http://schemas.microsoft.com/office/drawing/2017/model3d" xmlns:o="urn:schemas-microsoft-com:office:office" xmlns:oel="http://schemas.microsoft.com/office/2019/extlst" xmlns:r="http://schemas.openxmlformats.org/officeDocument/2006/relationships" xmlns:m="http://schemas.openxmlformats.org/officeDocument/2006/math" xmlns:v="urn:schemas-microsoft-com:vml" xmlns:wp14="http://schemas.microsoft.com/office/word/2010/wordprocessingDrawing" xmlns:wp="http://schemas.openxmlformats.org/drawingml/2006/wordprocessingDrawing" xmlns:w10="urn:schemas-microsoft-com:office:word" xmlns:w="http://schemas.openxmlformats.org/wordprocessingml/2006/main" xmlns:w14="http://schemas.microsoft.com/office/word/2010/wordml" xmlns:w15="http://schemas.microsoft.com/office/word/2012/wordml" xmlns:w16cex="http://schemas.microsoft.com/office/word/2018/wordml/cex" xmlns:w16cid="http://schemas.microsoft.com/office/word/2016/wordml/cid" xmlns:w16="http://schemas.microsoft.com/office/word/2018/wordml" xmlns:w16sdtdh="http://schemas.microsoft.com/office/word/2020/wordml/sdtdatahash" xmlns:w16se="http://schemas.microsoft.com/office/word/2015/wordml/symex" xmlns:wpg="http://schemas.microsoft.com/office/word/2010/wordprocessingGroup" xmlns:wpi="http://schemas.microsoft.com/office/word/2010/wordprocessingInk" xmlns:wne="http://schemas.microsoft.com/office/word/2006/wordml" xmlns:wps="http://schemas.microsoft.com/office/word/2010/wordprocessingShape" mc:Ignorable="w14 w15 w16se w16cid w16 w16cex w16sdtdh wp14">
   <w:sdt>
     <w:sdtPr>
       <w:id w:val="-109210467"/>
@@ -6149,7 +6373,7 @@
 </file>
 
 <file path=word/footnotes.xml><?xml version="1.0" encoding="utf-8"?>
-<w:footnotes xmlns:wpc="http://schemas.microsoft.com/office/word/2010/wordprocessingCanvas" xmlns:cx="http://schemas.microsoft.com/office/drawing/2014/chartex" xmlns:cx1="http://schemas.microsoft.com/office/drawing/2015/9/8/chartex" xmlns:cx2="http://schemas.microsoft.com/office/drawing/2015/10/21/chartex" xmlns:cx3="http://schemas.microsoft.com/office/drawing/2016/5/9/chartex" xmlns:cx4="http://schemas.microsoft.com/office/drawing/2016/5/10/chartex" xmlns:cx5="http://schemas.microsoft.com/office/drawing/2016/5/11/chartex" xmlns:cx6="http://schemas.microsoft.com/office/drawing/2016/5/12/chartex" xmlns:cx7="http://schemas.microsoft.com/office/drawing/2016/5/13/chartex" xmlns:cx8="http://schemas.microsoft.com/office/drawing/2016/5/14/chartex" xmlns:mc="http://schemas.openxmlformats.org/markup-compatibility/2006" xmlns:aink="http://schemas.microsoft.com/office/drawing/2016/ink" xmlns:am3d="http://schemas.microsoft.com/office/drawing/2017/model3d" xmlns:o="urn:schemas-microsoft-com:office:office" xmlns:r="http://schemas.openxmlformats.org/officeDocument/2006/relationships" xmlns:m="http://schemas.openxmlformats.org/officeDocument/2006/math" xmlns:v="urn:schemas-microsoft-com:vml" xmlns:wp14="http://schemas.microsoft.com/office/word/2010/wordprocessingDrawing" xmlns:wp="http://schemas.openxmlformats.org/drawingml/2006/wordprocessingDrawing" xmlns:w10="urn:schemas-microsoft-com:office:word" xmlns:w="http://schemas.openxmlformats.org/wordprocessingml/2006/main" xmlns:w14="http://schemas.microsoft.com/office/word/2010/wordml" xmlns:w15="http://schemas.microsoft.com/office/word/2012/wordml" xmlns:w16cex="http://schemas.microsoft.com/office/word/2018/wordml/cex" xmlns:w16cid="http://schemas.microsoft.com/office/word/2016/wordml/cid" xmlns:w16="http://schemas.microsoft.com/office/word/2018/wordml" xmlns:w16sdtdh="http://schemas.microsoft.com/office/word/2020/wordml/sdtdatahash" xmlns:w16se="http://schemas.microsoft.com/office/word/2015/wordml/symex" xmlns:wpg="http://schemas.microsoft.com/office/word/2010/wordprocessingGroup" xmlns:wpi="http://schemas.microsoft.com/office/word/2010/wordprocessingInk" xmlns:wne="http://schemas.microsoft.com/office/word/2006/wordml" xmlns:wps="http://schemas.microsoft.com/office/word/2010/wordprocessingShape" mc:Ignorable="w14 w15 w16se w16cid w16 w16cex w16sdtdh wp14">
+<w:footnotes xmlns:wpc="http://schemas.microsoft.com/office/word/2010/wordprocessingCanvas" xmlns:cx="http://schemas.microsoft.com/office/drawing/2014/chartex" xmlns:cx1="http://schemas.microsoft.com/office/drawing/2015/9/8/chartex" xmlns:cx2="http://schemas.microsoft.com/office/drawing/2015/10/21/chartex" xmlns:cx3="http://schemas.microsoft.com/office/drawing/2016/5/9/chartex" xmlns:cx4="http://schemas.microsoft.com/office/drawing/2016/5/10/chartex" xmlns:cx5="http://schemas.microsoft.com/office/drawing/2016/5/11/chartex" xmlns:cx6="http://schemas.microsoft.com/office/drawing/2016/5/12/chartex" xmlns:cx7="http://schemas.microsoft.com/office/drawing/2016/5/13/chartex" xmlns:cx8="http://schemas.microsoft.com/office/drawing/2016/5/14/chartex" xmlns:mc="http://schemas.openxmlformats.org/markup-compatibility/2006" xmlns:aink="http://schemas.microsoft.com/office/drawing/2016/ink" xmlns:am3d="http://schemas.microsoft.com/office/drawing/2017/model3d" xmlns:o="urn:schemas-microsoft-com:office:office" xmlns:oel="http://schemas.microsoft.com/office/2019/extlst" xmlns:r="http://schemas.openxmlformats.org/officeDocument/2006/relationships" xmlns:m="http://schemas.openxmlformats.org/officeDocument/2006/math" xmlns:v="urn:schemas-microsoft-com:vml" xmlns:wp14="http://schemas.microsoft.com/office/word/2010/wordprocessingDrawing" xmlns:wp="http://schemas.openxmlformats.org/drawingml/2006/wordprocessingDrawing" xmlns:w10="urn:schemas-microsoft-com:office:word" xmlns:w="http://schemas.openxmlformats.org/wordprocessingml/2006/main" xmlns:w14="http://schemas.microsoft.com/office/word/2010/wordml" xmlns:w15="http://schemas.microsoft.com/office/word/2012/wordml" xmlns:w16cex="http://schemas.microsoft.com/office/word/2018/wordml/cex" xmlns:w16cid="http://schemas.microsoft.com/office/word/2016/wordml/cid" xmlns:w16="http://schemas.microsoft.com/office/word/2018/wordml" xmlns:w16sdtdh="http://schemas.microsoft.com/office/word/2020/wordml/sdtdatahash" xmlns:w16se="http://schemas.microsoft.com/office/word/2015/wordml/symex" xmlns:wpg="http://schemas.microsoft.com/office/word/2010/wordprocessingGroup" xmlns:wpi="http://schemas.microsoft.com/office/word/2010/wordprocessingInk" xmlns:wne="http://schemas.microsoft.com/office/word/2006/wordml" xmlns:wps="http://schemas.microsoft.com/office/word/2010/wordprocessingShape" mc:Ignorable="w14 w15 w16se w16cid w16 w16cex w16sdtdh wp14">
   <w:footnote w:type="separator" w:id="-1">
     <w:p>
       <w:r>
@@ -6168,7 +6392,7 @@
 </file>
 
 <file path=word/numbering.xml><?xml version="1.0" encoding="utf-8"?>
-<w:numbering xmlns:wpc="http://schemas.microsoft.com/office/word/2010/wordprocessingCanvas" xmlns:cx="http://schemas.microsoft.com/office/drawing/2014/chartex" xmlns:cx1="http://schemas.microsoft.com/office/drawing/2015/9/8/chartex" xmlns:cx2="http://schemas.microsoft.com/office/drawing/2015/10/21/chartex" xmlns:cx3="http://schemas.microsoft.com/office/drawing/2016/5/9/chartex" xmlns:cx4="http://schemas.microsoft.com/office/drawing/2016/5/10/chartex" xmlns:cx5="http://schemas.microsoft.com/office/drawing/2016/5/11/chartex" xmlns:cx6="http://schemas.microsoft.com/office/drawing/2016/5/12/chartex" xmlns:cx7="http://schemas.microsoft.com/office/drawing/2016/5/13/chartex" xmlns:cx8="http://schemas.microsoft.com/office/drawing/2016/5/14/chartex" xmlns:mc="http://schemas.openxmlformats.org/markup-compatibility/2006" xmlns:aink="http://schemas.microsoft.com/office/drawing/2016/ink" xmlns:am3d="http://schemas.microsoft.com/office/drawing/2017/model3d" xmlns:o="urn:schemas-microsoft-com:office:office" xmlns:r="http://schemas.openxmlformats.org/officeDocument/2006/relationships" xmlns:m="http://schemas.openxmlformats.org/officeDocument/2006/math" xmlns:v="urn:schemas-microsoft-com:vml" xmlns:wp14="http://schemas.microsoft.com/office/word/2010/wordprocessingDrawing" xmlns:wp="http://schemas.openxmlformats.org/drawingml/2006/wordprocessingDrawing" xmlns:w10="urn:schemas-microsoft-com:office:word" xmlns:w="http://schemas.openxmlformats.org/wordprocessingml/2006/main" xmlns:w14="http://schemas.microsoft.com/office/word/2010/wordml" xmlns:w15="http://schemas.microsoft.com/office/word/2012/wordml" xmlns:w16cex="http://schemas.microsoft.com/office/word/2018/wordml/cex" xmlns:w16cid="http://schemas.microsoft.com/office/word/2016/wordml/cid" xmlns:w16="http://schemas.microsoft.com/office/word/2018/wordml" xmlns:w16sdtdh="http://schemas.microsoft.com/office/word/2020/wordml/sdtdatahash" xmlns:w16se="http://schemas.microsoft.com/office/word/2015/wordml/symex" xmlns:wpg="http://schemas.microsoft.com/office/word/2010/wordprocessingGroup" xmlns:wpi="http://schemas.microsoft.com/office/word/2010/wordprocessingInk" xmlns:wne="http://schemas.microsoft.com/office/word/2006/wordml" xmlns:wps="http://schemas.microsoft.com/office/word/2010/wordprocessingShape" mc:Ignorable="w14 w15 w16se w16cid w16 w16cex w16sdtdh wp14">
+<w:numbering xmlns:wpc="http://schemas.microsoft.com/office/word/2010/wordprocessingCanvas" xmlns:cx="http://schemas.microsoft.com/office/drawing/2014/chartex" xmlns:cx1="http://schemas.microsoft.com/office/drawing/2015/9/8/chartex" xmlns:cx2="http://schemas.microsoft.com/office/drawing/2015/10/21/chartex" xmlns:cx3="http://schemas.microsoft.com/office/drawing/2016/5/9/chartex" xmlns:cx4="http://schemas.microsoft.com/office/drawing/2016/5/10/chartex" xmlns:cx5="http://schemas.microsoft.com/office/drawing/2016/5/11/chartex" xmlns:cx6="http://schemas.microsoft.com/office/drawing/2016/5/12/chartex" xmlns:cx7="http://schemas.microsoft.com/office/drawing/2016/5/13/chartex" xmlns:cx8="http://schemas.microsoft.com/office/drawing/2016/5/14/chartex" xmlns:mc="http://schemas.openxmlformats.org/markup-compatibility/2006" xmlns:aink="http://schemas.microsoft.com/office/drawing/2016/ink" xmlns:am3d="http://schemas.microsoft.com/office/drawing/2017/model3d" xmlns:o="urn:schemas-microsoft-com:office:office" xmlns:oel="http://schemas.microsoft.com/office/2019/extlst" xmlns:r="http://schemas.openxmlformats.org/officeDocument/2006/relationships" xmlns:m="http://schemas.openxmlformats.org/officeDocument/2006/math" xmlns:v="urn:schemas-microsoft-com:vml" xmlns:wp14="http://schemas.microsoft.com/office/word/2010/wordprocessingDrawing" xmlns:wp="http://schemas.openxmlformats.org/drawingml/2006/wordprocessingDrawing" xmlns:w10="urn:schemas-microsoft-com:office:word" xmlns:w="http://schemas.openxmlformats.org/wordprocessingml/2006/main" xmlns:w14="http://schemas.microsoft.com/office/word/2010/wordml" xmlns:w15="http://schemas.microsoft.com/office/word/2012/wordml" xmlns:w16cex="http://schemas.microsoft.com/office/word/2018/wordml/cex" xmlns:w16cid="http://schemas.microsoft.com/office/word/2016/wordml/cid" xmlns:w16="http://schemas.microsoft.com/office/word/2018/wordml" xmlns:w16sdtdh="http://schemas.microsoft.com/office/word/2020/wordml/sdtdatahash" xmlns:w16se="http://schemas.microsoft.com/office/word/2015/wordml/symex" xmlns:wpg="http://schemas.microsoft.com/office/word/2010/wordprocessingGroup" xmlns:wpi="http://schemas.microsoft.com/office/word/2010/wordprocessingInk" xmlns:wne="http://schemas.microsoft.com/office/word/2006/wordml" xmlns:wps="http://schemas.microsoft.com/office/word/2010/wordprocessingShape" mc:Ignorable="w14 w15 w16se w16cid w16 w16cex w16sdtdh wp14">
   <w:abstractNum w:abstractNumId="0" w15:restartNumberingAfterBreak="0">
     <w:nsid w:val="01303B3C"/>
     <w:multiLevelType w:val="hybridMultilevel"/>
@@ -7546,43 +7770,43 @@
       </w:pPr>
     </w:lvl>
   </w:abstractNum>
-  <w:num w:numId="1">
+  <w:num w:numId="1" w16cid:durableId="603272281">
     <w:abstractNumId w:val="1"/>
   </w:num>
-  <w:num w:numId="2">
+  <w:num w:numId="2" w16cid:durableId="1785267633">
     <w:abstractNumId w:val="11"/>
   </w:num>
-  <w:num w:numId="3">
+  <w:num w:numId="3" w16cid:durableId="24596617">
     <w:abstractNumId w:val="3"/>
   </w:num>
-  <w:num w:numId="4">
+  <w:num w:numId="4" w16cid:durableId="1624144269">
     <w:abstractNumId w:val="2"/>
   </w:num>
-  <w:num w:numId="5">
+  <w:num w:numId="5" w16cid:durableId="1778913837">
     <w:abstractNumId w:val="4"/>
   </w:num>
-  <w:num w:numId="6">
+  <w:num w:numId="6" w16cid:durableId="1256860063">
     <w:abstractNumId w:val="9"/>
   </w:num>
-  <w:num w:numId="7">
+  <w:num w:numId="7" w16cid:durableId="243147910">
     <w:abstractNumId w:val="5"/>
   </w:num>
-  <w:num w:numId="8">
+  <w:num w:numId="8" w16cid:durableId="1506171920">
     <w:abstractNumId w:val="0"/>
   </w:num>
-  <w:num w:numId="9">
+  <w:num w:numId="9" w16cid:durableId="630592834">
     <w:abstractNumId w:val="7"/>
   </w:num>
-  <w:num w:numId="10">
+  <w:num w:numId="10" w16cid:durableId="390233472">
     <w:abstractNumId w:val="10"/>
   </w:num>
-  <w:num w:numId="11">
+  <w:num w:numId="11" w16cid:durableId="2060856497">
     <w:abstractNumId w:val="6"/>
   </w:num>
-  <w:num w:numId="12">
+  <w:num w:numId="12" w16cid:durableId="826432943">
     <w:abstractNumId w:val="12"/>
   </w:num>
-  <w:num w:numId="13">
+  <w:num w:numId="13" w16cid:durableId="201405008">
     <w:abstractNumId w:val="8"/>
   </w:num>
 </w:numbering>

--- a/Faculdade/Relatorio-Final.docx
+++ b/Faculdade/Relatorio-Final.docx
@@ -960,21 +960,12 @@
             <w:r>
               <w:t xml:space="preserve"> </w:t>
             </w:r>
-            <w:proofErr w:type="spellStart"/>
             <w:r>
               <w:rPr>
                 <w:rFonts w:ascii="Times" w:eastAsia="Times" w:hAnsi="Times" w:cs="Times"/>
                 <w:color w:val="262626"/>
               </w:rPr>
-              <w:t>Telluria</w:t>
-            </w:r>
-            <w:proofErr w:type="spellEnd"/>
-            <w:r>
-              <w:rPr>
-                <w:rFonts w:ascii="Times" w:eastAsia="Times" w:hAnsi="Times" w:cs="Times"/>
-                <w:color w:val="262626"/>
-              </w:rPr>
-              <w:t xml:space="preserve"> Tecnologia</w:t>
+              <w:t>Telluria Tecnologia</w:t>
             </w:r>
           </w:p>
         </w:tc>
@@ -2632,19 +2623,11 @@
       <w:r>
         <w:t xml:space="preserve">Este relatório de estágio tem por finalidade demonstrar informações do trabalho exercido na empresa </w:t>
       </w:r>
-      <w:proofErr w:type="spellStart"/>
       <w:r>
         <w:rPr>
           <w:rFonts w:eastAsia="Times"/>
         </w:rPr>
-        <w:t>Telluria</w:t>
-      </w:r>
-      <w:proofErr w:type="spellEnd"/>
-      <w:r>
-        <w:rPr>
-          <w:rFonts w:eastAsia="Times"/>
-        </w:rPr>
-        <w:t xml:space="preserve"> Tecnologia S.A.</w:t>
+        <w:t>Telluria Tecnologia S.A.</w:t>
       </w:r>
       <w:r>
         <w:rPr>
@@ -2787,13 +2770,8 @@
       <w:r>
         <w:t xml:space="preserve">A empresa </w:t>
       </w:r>
-      <w:proofErr w:type="spellStart"/>
-      <w:r>
-        <w:t>Telluria</w:t>
-      </w:r>
-      <w:proofErr w:type="spellEnd"/>
-      <w:r>
-        <w:t xml:space="preserve"> Tecnologia S</w:t>
+      <w:r>
+        <w:t>Telluria Tecnologia S</w:t>
       </w:r>
       <w:r>
         <w:t>.A.</w:t>
@@ -2911,7 +2889,13 @@
         <w:t>.</w:t>
       </w:r>
       <w:r>
-        <w:t xml:space="preserve"> O recurso humano é composto por uma colaboradora; cada colaborador da empresa possui um computador ou notebook com acesso à internet e o contato com os clientes são realizados de forma remota, e-mail, ligação, Skype e WhatsApp.</w:t>
+        <w:t xml:space="preserve"> O recurso humano é composto por uma colaboradora; cada colaborador da empresa possui um computador ou notebook com acesso à internet e o contato com os clientes são realizados de forma remota, </w:t>
+      </w:r>
+      <w:r>
+        <w:t xml:space="preserve">por </w:t>
+      </w:r>
+      <w:r>
+        <w:t>e-mail, ligação e WhatsApp.</w:t>
       </w:r>
     </w:p>
     <w:p>
@@ -3920,7 +3904,7 @@
         <w:t xml:space="preserve"> quando o cliente envia chamado é necessário analisar com cautela o que se trata, acompanhar todo o processo do andamento da resolução do problema e após o retorno da área de desenvolvimento validar se foi solucionado da forma correta afim de proporcionar ao cliente uma solução de qualidade</w:t>
       </w:r>
       <w:r>
-        <w:t>. Os chamados são organizados em filas no Zendesk e Trello, além do tempo em que devem ser executados.</w:t>
+        <w:t>. Os chamados são organizados em filas no Zendesk, além do tempo em que devem ser executados.</w:t>
       </w:r>
     </w:p>
     <w:p>
@@ -5467,16 +5451,12 @@
         <w:tab/>
         <w:t xml:space="preserve">   B = BOM</w:t>
       </w:r>
-      <w:proofErr w:type="gramStart"/>
       <w:r>
         <w:tab/>
         <w:t xml:space="preserve">  </w:t>
       </w:r>
       <w:r>
         <w:tab/>
-      </w:r>
-      <w:proofErr w:type="gramEnd"/>
-      <w:r>
         <w:t xml:space="preserve"> </w:t>
       </w:r>
       <w:r>
@@ -5867,15 +5847,7 @@
               <w:jc w:val="center"/>
             </w:pPr>
             <w:r>
-              <w:t xml:space="preserve">ÓTIMO </w:t>
-            </w:r>
-            <w:proofErr w:type="gramStart"/>
-            <w:r>
-              <w:t xml:space="preserve">(  </w:t>
-            </w:r>
-            <w:proofErr w:type="gramEnd"/>
-            <w:r>
-              <w:t xml:space="preserve">  )</w:t>
+              <w:t>ÓTIMO (    )</w:t>
             </w:r>
           </w:p>
         </w:tc>
@@ -5890,15 +5862,7 @@
               <w:jc w:val="center"/>
             </w:pPr>
             <w:r>
-              <w:t xml:space="preserve">BOM </w:t>
-            </w:r>
-            <w:proofErr w:type="gramStart"/>
-            <w:r>
-              <w:t xml:space="preserve">(  </w:t>
-            </w:r>
-            <w:proofErr w:type="gramEnd"/>
-            <w:r>
-              <w:t xml:space="preserve"> )</w:t>
+              <w:t>BOM (   )</w:t>
             </w:r>
           </w:p>
         </w:tc>
@@ -5913,15 +5877,7 @@
               <w:jc w:val="center"/>
             </w:pPr>
             <w:r>
-              <w:t xml:space="preserve">REGULAR </w:t>
-            </w:r>
-            <w:proofErr w:type="gramStart"/>
-            <w:r>
-              <w:t xml:space="preserve">(  </w:t>
-            </w:r>
-            <w:proofErr w:type="gramEnd"/>
-            <w:r>
-              <w:t xml:space="preserve"> )</w:t>
+              <w:t>REGULAR (   )</w:t>
             </w:r>
           </w:p>
         </w:tc>
@@ -5936,15 +5892,7 @@
               <w:jc w:val="center"/>
             </w:pPr>
             <w:r>
-              <w:t xml:space="preserve">INSUFICIENTE </w:t>
-            </w:r>
-            <w:proofErr w:type="gramStart"/>
-            <w:r>
-              <w:t xml:space="preserve">(  </w:t>
-            </w:r>
-            <w:proofErr w:type="gramEnd"/>
-            <w:r>
-              <w:t xml:space="preserve"> )</w:t>
+              <w:t>INSUFICIENTE (   )</w:t>
             </w:r>
           </w:p>
         </w:tc>

--- a/Faculdade/Relatorio-Final.docx
+++ b/Faculdade/Relatorio-Final.docx
@@ -967,6 +967,13 @@
               </w:rPr>
               <w:t>Telluria Tecnologia</w:t>
             </w:r>
+            <w:r>
+              <w:rPr>
+                <w:rFonts w:ascii="Times" w:eastAsia="Times" w:hAnsi="Times" w:cs="Times"/>
+                <w:color w:val="262626"/>
+              </w:rPr>
+              <w:t xml:space="preserve"> S.A.</w:t>
+            </w:r>
           </w:p>
         </w:tc>
       </w:tr>
@@ -1013,7 +1020,21 @@
                 <w:rFonts w:ascii="Times" w:eastAsia="Times" w:hAnsi="Times" w:cs="Times"/>
                 <w:color w:val="262626"/>
               </w:rPr>
-              <w:t>08 de agosto de 2021</w:t>
+              <w:t>0</w:t>
+            </w:r>
+            <w:r>
+              <w:rPr>
+                <w:rFonts w:ascii="Times" w:eastAsia="Times" w:hAnsi="Times" w:cs="Times"/>
+                <w:color w:val="262626"/>
+              </w:rPr>
+              <w:t>9</w:t>
+            </w:r>
+            <w:r>
+              <w:rPr>
+                <w:rFonts w:ascii="Times" w:eastAsia="Times" w:hAnsi="Times" w:cs="Times"/>
+                <w:color w:val="262626"/>
+              </w:rPr>
+              <w:t xml:space="preserve"> de agosto de 2021</w:t>
             </w:r>
           </w:p>
         </w:tc>
@@ -1048,6 +1069,14 @@
                 <w:color w:val="262626"/>
               </w:rPr>
               <w:t xml:space="preserve"> Data de Encerramento: </w:t>
+            </w:r>
+            <w:r>
+              <w:rPr>
+                <w:rFonts w:ascii="Times" w:eastAsia="Times" w:hAnsi="Times" w:cs="Times"/>
+                <w:bCs/>
+                <w:color w:val="262626"/>
+              </w:rPr>
+              <w:t>08 de outubro de 2021</w:t>
             </w:r>
           </w:p>
         </w:tc>
@@ -2807,7 +2836,10 @@
         <w:t>todos os portes</w:t>
       </w:r>
       <w:r>
-        <w:t xml:space="preserve"> o sistema ERP para concreteiras (TopCon)</w:t>
+        <w:t xml:space="preserve"> o sistema ERP </w:t>
+      </w:r>
+      <w:r>
+        <w:t>TopCon</w:t>
       </w:r>
       <w:r>
         <w:t xml:space="preserve">, conseguindo assim </w:t>
@@ -2835,7 +2867,28 @@
         <w:t>em busca</w:t>
       </w:r>
       <w:r>
-        <w:t xml:space="preserve"> o Mercado de Auditoria em Pagamentos Digitais com Tecnologia Regulatória, com uma gestão eficaz e ágil de atividades de relacionadas as leis, regulamentos, normas, tributos e impostos. </w:t>
+        <w:t xml:space="preserve"> o</w:t>
+      </w:r>
+      <w:r>
+        <w:t xml:space="preserve">ferecer as empresas de concreto um sistema ERP </w:t>
+      </w:r>
+      <w:r>
+        <w:t xml:space="preserve">que englobe todo o processo </w:t>
+      </w:r>
+      <w:r>
+        <w:t>envolvido na contratação, produção e</w:t>
+      </w:r>
+      <w:r>
+        <w:t xml:space="preserve"> entrega do concreto usinado, </w:t>
+      </w:r>
+      <w:r>
+        <w:t>permitindo que sejam feitos os processos realizados pelos setores que compõem uma empresa de concreto, desde o setor comercial, engenharia, financeiro, compras e produção</w:t>
+      </w:r>
+      <w:r>
+        <w:t>.</w:t>
+      </w:r>
+      <w:r>
+        <w:t> </w:t>
       </w:r>
     </w:p>
     <w:p/>
@@ -2889,7 +2942,13 @@
         <w:t>.</w:t>
       </w:r>
       <w:r>
-        <w:t xml:space="preserve"> O recurso humano é composto por uma colaboradora; cada colaborador da empresa possui um computador ou notebook com acesso à internet e o contato com os clientes são realizados de forma remota, </w:t>
+        <w:t xml:space="preserve"> O recurso humano é composto por </w:t>
+      </w:r>
+      <w:r>
+        <w:t>um colaborador</w:t>
+      </w:r>
+      <w:r>
+        <w:t xml:space="preserve">; cada colaborador da empresa possui um computador ou notebook com acesso à internet e o contato com os clientes são realizados de forma remota, </w:t>
       </w:r>
       <w:r>
         <w:t xml:space="preserve">por </w:t>
@@ -2962,7 +3021,13 @@
         <w:t>, consultas em Banco de Dados</w:t>
       </w:r>
       <w:r>
-        <w:t xml:space="preserve"> e ao longo do tempo foi possível dar sugestões de melhorias para a plataforma e melhorar a comunicação com os clientes e a equipe interna. A empresa oferece uma boa estrutura física</w:t>
+        <w:t xml:space="preserve"> e ao longo do tempo foi possível</w:t>
+      </w:r>
+      <w:r>
+        <w:t xml:space="preserve"> </w:t>
+      </w:r>
+      <w:r>
+        <w:t>melhorar a comunicação com os clientes e a equipe interna. A empresa oferece uma boa estrutura física</w:t>
       </w:r>
       <w:r>
         <w:t xml:space="preserve"> para que seja realizado todas as atividades propostas e desafios que surgem, assim como há um</w:t>
@@ -3901,10 +3966,40 @@
         <w:t>Análise, acompanhamento e validação de chamados:</w:t>
       </w:r>
       <w:r>
-        <w:t xml:space="preserve"> quando o cliente envia chamado é necessário analisar com cautela o que se trata, acompanhar todo o processo do andamento da resolução do problema e após o retorno da área de desenvolvimento validar se foi solucionado da forma correta afim de proporcionar ao cliente uma solução de qualidade</w:t>
-      </w:r>
-      <w:r>
-        <w:t>. Os chamados são organizados em filas no Zendesk, além do tempo em que devem ser executados.</w:t>
+        <w:t xml:space="preserve"> quando o cliente envia</w:t>
+      </w:r>
+      <w:r>
+        <w:t xml:space="preserve"> um</w:t>
+      </w:r>
+      <w:r>
+        <w:t xml:space="preserve"> chamado é necessário analisar com cautela o que se trata, acompanhar todo o processo do andamento da resolução do problema </w:t>
+      </w:r>
+      <w:r>
+        <w:t xml:space="preserve">ou solicitação de melhoria </w:t>
+      </w:r>
+      <w:r>
+        <w:t xml:space="preserve">e validar se </w:t>
+      </w:r>
+      <w:r>
+        <w:t xml:space="preserve">o chamado </w:t>
+      </w:r>
+      <w:r>
+        <w:t>foi solucionado da forma correta</w:t>
+      </w:r>
+      <w:r>
+        <w:t>,</w:t>
+      </w:r>
+      <w:r>
+        <w:t xml:space="preserve"> </w:t>
+      </w:r>
+      <w:r>
+        <w:t>a fim</w:t>
+      </w:r>
+      <w:r>
+        <w:t xml:space="preserve"> de proporcionar ao cliente uma solução de qualidade</w:t>
+      </w:r>
+      <w:r>
+        <w:t>. Os chamados são organizados em filas no Zendesk.</w:t>
       </w:r>
     </w:p>
     <w:p>
@@ -4071,7 +4166,31 @@
         <w:rPr>
           <w:rFonts w:ascii="Times" w:eastAsia="Times" w:hAnsi="Times" w:cs="Times"/>
         </w:rPr>
-        <w:t>é fundamental para a prática profissional, pois forma as bases do conhecimento referente a área de atuação, pelo fato de abordar vários assuntos que são vivenciados profissão e direciona para a trajetória no mercado de trabalho.</w:t>
+        <w:t xml:space="preserve">é fundamental para a prática profissional, </w:t>
+      </w:r>
+      <w:r>
+        <w:rPr>
+          <w:rFonts w:ascii="Times" w:eastAsia="Times" w:hAnsi="Times" w:cs="Times"/>
+        </w:rPr>
+        <w:t>visto que</w:t>
+      </w:r>
+      <w:r>
+        <w:rPr>
+          <w:rFonts w:ascii="Times" w:eastAsia="Times" w:hAnsi="Times" w:cs="Times"/>
+        </w:rPr>
+        <w:t xml:space="preserve"> forma as bases do conhecimento referente a área de atuação, pelo fato de abordar vários assuntos que são vivenciados </w:t>
+      </w:r>
+      <w:r>
+        <w:rPr>
+          <w:rFonts w:ascii="Times" w:eastAsia="Times" w:hAnsi="Times" w:cs="Times"/>
+        </w:rPr>
+        <w:t xml:space="preserve">na </w:t>
+      </w:r>
+      <w:r>
+        <w:rPr>
+          <w:rFonts w:ascii="Times" w:eastAsia="Times" w:hAnsi="Times" w:cs="Times"/>
+        </w:rPr>
+        <w:t>profissão e direciona para a trajetória no mercado de trabalho.</w:t>
       </w:r>
       <w:r>
         <w:rPr>
@@ -4093,7 +4212,6 @@
         <w:rPr>
           <w:rFonts w:ascii="Times" w:eastAsia="Times" w:hAnsi="Times" w:cs="Times"/>
         </w:rPr>
-        <w:lastRenderedPageBreak/>
         <w:t>Através desse paralelo, em caso de dúvidas é possível esclarecê-las, aperfeiçoamento do conhecimento adquirido na teoria, segurança nas tomadas de decisões, crescimento profissional e eficiência nos resultados dos processos.</w:t>
       </w:r>
     </w:p>
@@ -4110,6 +4228,7 @@
         <w:rPr>
           <w:rFonts w:ascii="Times" w:eastAsia="Times" w:hAnsi="Times" w:cs="Times"/>
         </w:rPr>
+        <w:lastRenderedPageBreak/>
         <w:t xml:space="preserve">Por outro lado, enquanto na teoria </w:t>
       </w:r>
       <w:r>
@@ -4304,7 +4423,6 @@
         <w:jc w:val="both"/>
       </w:pPr>
       <w:r>
-        <w:lastRenderedPageBreak/>
         <w:t>Em sua opinião</w:t>
       </w:r>
       <w:r>
@@ -4339,6 +4457,7 @@
         <w:jc w:val="both"/>
       </w:pPr>
       <w:r>
+        <w:lastRenderedPageBreak/>
         <w:t>Sugestões à empresa:</w:t>
       </w:r>
     </w:p>
@@ -5315,7 +5434,6 @@
               <w:rPr>
                 <w:color w:val="262626" w:themeColor="text1" w:themeTint="D9"/>
               </w:rPr>
-              <w:lastRenderedPageBreak/>
               <w:t>DEDICAÇÃO AO TRABALHO</w:t>
             </w:r>
           </w:p>
@@ -5488,37 +5606,116 @@
         <w:rPr>
           <w:sz w:val="24"/>
         </w:rPr>
+        <w:lastRenderedPageBreak/>
         <w:t>Declaramos para os devidos fins acadêmicos, que</w:t>
       </w:r>
       <w:r>
         <w:rPr>
           <w:sz w:val="24"/>
         </w:rPr>
-        <w:t xml:space="preserve"> Larissa Viana Macedo</w:t>
+        <w:t xml:space="preserve"> </w:t>
       </w:r>
       <w:r>
         <w:rPr>
           <w:sz w:val="24"/>
         </w:rPr>
+        <w:t>Tarcísio José Martins Ribeiro</w:t>
+      </w:r>
+      <w:r>
+        <w:rPr>
+          <w:sz w:val="24"/>
+        </w:rPr>
         <w:t>, portador do CPF</w:t>
       </w:r>
       <w:r>
         <w:rPr>
           <w:sz w:val="24"/>
         </w:rPr>
-        <w:t xml:space="preserve"> 358.658.138-62</w:t>
+        <w:t xml:space="preserve"> </w:t>
       </w:r>
       <w:r>
         <w:rPr>
           <w:sz w:val="24"/>
         </w:rPr>
+        <w:t>131</w:t>
+      </w:r>
+      <w:r>
+        <w:rPr>
+          <w:sz w:val="24"/>
+        </w:rPr>
+        <w:t>.</w:t>
+      </w:r>
+      <w:r>
+        <w:rPr>
+          <w:sz w:val="24"/>
+        </w:rPr>
+        <w:t>847</w:t>
+      </w:r>
+      <w:r>
+        <w:rPr>
+          <w:sz w:val="24"/>
+        </w:rPr>
+        <w:t>.</w:t>
+      </w:r>
+      <w:r>
+        <w:rPr>
+          <w:sz w:val="24"/>
+        </w:rPr>
+        <w:t>976</w:t>
+      </w:r>
+      <w:r>
+        <w:rPr>
+          <w:sz w:val="24"/>
+        </w:rPr>
+        <w:t>-</w:t>
+      </w:r>
+      <w:r>
+        <w:rPr>
+          <w:sz w:val="24"/>
+        </w:rPr>
+        <w:t>27</w:t>
+      </w:r>
+      <w:r>
+        <w:rPr>
+          <w:sz w:val="24"/>
+        </w:rPr>
         <w:t>, RG</w:t>
       </w:r>
       <w:r>
         <w:rPr>
           <w:sz w:val="24"/>
         </w:rPr>
-        <w:t xml:space="preserve"> 46.948.257-6</w:t>
+        <w:t xml:space="preserve"> </w:t>
+      </w:r>
+      <w:r>
+        <w:rPr>
+          <w:sz w:val="24"/>
+        </w:rPr>
+        <w:t>20</w:t>
+      </w:r>
+      <w:r>
+        <w:rPr>
+          <w:sz w:val="24"/>
+        </w:rPr>
+        <w:t>.</w:t>
+      </w:r>
+      <w:r>
+        <w:rPr>
+          <w:sz w:val="24"/>
+        </w:rPr>
+        <w:t>262</w:t>
+      </w:r>
+      <w:r>
+        <w:rPr>
+          <w:sz w:val="24"/>
+        </w:rPr>
+        <w:t>.</w:t>
+      </w:r>
+      <w:r>
+        <w:rPr>
+          <w:sz w:val="24"/>
+        </w:rPr>
+        <w:t>161</w:t>
       </w:r>
       <w:r>
         <w:rPr>
@@ -5597,7 +5794,19 @@
         <w:rPr>
           <w:rFonts w:ascii="Times" w:eastAsia="Times" w:hAnsi="Times" w:cs="Times"/>
         </w:rPr>
-        <w:t>o de 2021.</w:t>
+        <w:t>o de 202</w:t>
+      </w:r>
+      <w:r>
+        <w:rPr>
+          <w:rFonts w:ascii="Times" w:eastAsia="Times" w:hAnsi="Times" w:cs="Times"/>
+        </w:rPr>
+        <w:t>2</w:t>
+      </w:r>
+      <w:r>
+        <w:rPr>
+          <w:rFonts w:ascii="Times" w:eastAsia="Times" w:hAnsi="Times" w:cs="Times"/>
+        </w:rPr>
+        <w:t>.</w:t>
       </w:r>
     </w:p>
     <w:p>
@@ -5950,6 +6159,7 @@
           <w:b/>
           <w:noProof/>
         </w:rPr>
+        <w:lastRenderedPageBreak/>
         <mc:AlternateContent>
           <mc:Choice Requires="wpg">
             <w:drawing>
@@ -6284,7 +6494,6 @@
         <w:docPartUnique/>
       </w:docPartObj>
     </w:sdtPr>
-    <w:sdtEndPr/>
     <w:sdtContent>
       <w:p>
         <w:pPr>

--- a/Faculdade/Relatorio-Final.docx
+++ b/Faculdade/Relatorio-Final.docx
@@ -1857,7 +1857,7 @@
                 <w:noProof/>
                 <w:webHidden/>
               </w:rPr>
-              <w:t>5</w:t>
+              <w:t>4</w:t>
             </w:r>
             <w:r>
               <w:rPr>
@@ -2032,7 +2032,7 @@
                 <w:noProof/>
                 <w:webHidden/>
               </w:rPr>
-              <w:t>7</w:t>
+              <w:t>6</w:t>
             </w:r>
             <w:r>
               <w:rPr>
@@ -2227,7 +2227,7 @@
                 <w:noProof/>
                 <w:webHidden/>
               </w:rPr>
-              <w:t>9</w:t>
+              <w:t>8</w:t>
             </w:r>
             <w:r>
               <w:rPr>
@@ -2325,7 +2325,7 @@
                 <w:noProof/>
                 <w:webHidden/>
               </w:rPr>
-              <w:t>10</w:t>
+              <w:t>9</w:t>
             </w:r>
             <w:r>
               <w:rPr>
@@ -2413,7 +2413,7 @@
                 <w:noProof/>
                 <w:webHidden/>
               </w:rPr>
-              <w:t>10</w:t>
+              <w:t>9</w:t>
             </w:r>
             <w:r>
               <w:rPr>
@@ -2500,7 +2500,7 @@
                 <w:noProof/>
                 <w:webHidden/>
               </w:rPr>
-              <w:t>11</w:t>
+              <w:t>10</w:t>
             </w:r>
             <w:r>
               <w:rPr>
@@ -2946,13 +2946,7 @@
         <w:t xml:space="preserve"> na </w:t>
       </w:r>
       <w:r>
-        <w:t>do sistema, realizando esclarecimento de dúvidas, análises, acompanhamento e validação de chamados, correção de bugs, consultas em Banco de Dados e ao longo do tempo foi possível melhorar a comunicação com os clientes e a equipe interna. A empresa oferece uma boa estrutura física para que seja realizado todas</w:t>
-      </w:r>
-      <w:r>
-        <w:t xml:space="preserve"> </w:t>
-      </w:r>
-      <w:r>
-        <w:t xml:space="preserve">as atividades propostas e desafios que surgem, </w:t>
+        <w:t xml:space="preserve">do sistema, realizando esclarecimento de dúvidas, análises, acompanhamento e validação de chamados, correção de bugs, consultas em Banco de Dados e ao longo do tempo foi possível melhorar a comunicação com os clientes e a equipe interna. A empresa oferece uma boa estrutura física para que seja realizado todas as atividades propostas e desafios que surgem, </w:t>
       </w:r>
       <w:r>
         <w:lastRenderedPageBreak/>
@@ -5758,6 +5752,7 @@
       <w:r>
         <w:t>e Avaliação do Estágio</w:t>
       </w:r>
+      <w:bookmarkStart w:id="15" w:name="_Toc63851243"/>
     </w:p>
     <w:p>
       <w:pPr>
@@ -5768,23 +5763,13 @@
           <w:color w:val="auto"/>
         </w:rPr>
       </w:pPr>
-      <w:bookmarkStart w:id="15" w:name="_Toc63851243"/>
-    </w:p>
-    <w:p>
-      <w:pPr>
-        <w:pStyle w:val="Ttulo1"/>
+      <w:r>
         <w:rPr>
           <w:rFonts w:ascii="Times New Roman" w:hAnsi="Times New Roman" w:cs="Times New Roman"/>
           <w:b w:val="0"/>
           <w:color w:val="auto"/>
         </w:rPr>
-      </w:pPr>
-      <w:r>
-        <w:rPr>
-          <w:rFonts w:ascii="Times New Roman" w:hAnsi="Times New Roman" w:cs="Times New Roman"/>
-          <w:b w:val="0"/>
-          <w:color w:val="auto"/>
-        </w:rPr>
+        <w:lastRenderedPageBreak/>
         <w:t>6.2</w:t>
       </w:r>
       <w:r>
@@ -6223,7 +6208,7 @@
           </mc:Choice>
           <mc:Fallback>
             <w:pict>
-              <v:group w14:anchorId="09D110C1" id="Grupo 3" o:spid="_x0000_s1027" style="position:absolute;margin-left:0;margin-top:0;width:416.25pt;height:61.5pt;z-index:251661312;mso-position-horizontal:center;mso-position-horizontal-relative:margin;mso-position-vertical:center;mso-position-vertical-relative:margin" coordsize="52863,7810" o:gfxdata="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">
+              <v:group w14:anchorId="09D110C1" id="Grupo 3" o:spid="_x0000_s1027" style="position:absolute;margin-left:0;margin-top:0;width:416.25pt;height:61.5pt;z-index:251661312;mso-position-horizontal:center;mso-position-horizontal-relative:margin;mso-position-vertical:center;mso-position-vertical-relative:margin" coordsize="52863,7810" o:gfxdata="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">
                 <v:shape id="Caixa de texto 1" o:spid="_x0000_s1028" type="#_x0000_t202" style="position:absolute;width:20193;height:7810;visibility:visible;mso-wrap-style:square;v-text-anchor:top" o:gfxdata="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" filled="f" stroked="f" strokeweight=".5pt">
                   <v:textbox>
                     <w:txbxContent>

--- a/Faculdade/Relatorio-Final.docx
+++ b/Faculdade/Relatorio-Final.docx
@@ -5675,7 +5675,7 @@
         <w:rPr>
           <w:rFonts w:ascii="Times" w:eastAsia="Times" w:hAnsi="Times" w:cs="Times"/>
         </w:rPr>
-        <w:t xml:space="preserve">Nome do Supervisor </w:t>
+        <w:t xml:space="preserve"> </w:t>
       </w:r>
     </w:p>
     <w:p>

--- a/Faculdade/Relatorio-Final.docx
+++ b/Faculdade/Relatorio-Final.docx
@@ -977,23 +977,7 @@
                 <w:rFonts w:ascii="Times" w:eastAsia="Times" w:hAnsi="Times" w:cs="Times"/>
                 <w:color w:val="262626"/>
               </w:rPr>
-              <w:t xml:space="preserve"> </w:t>
-            </w:r>
-            <w:proofErr w:type="spellStart"/>
-            <w:r>
-              <w:rPr>
-                <w:rFonts w:ascii="Times" w:eastAsia="Times" w:hAnsi="Times" w:cs="Times"/>
-                <w:color w:val="262626"/>
-              </w:rPr>
-              <w:t>Telluria</w:t>
-            </w:r>
-            <w:proofErr w:type="spellEnd"/>
-            <w:r>
-              <w:rPr>
-                <w:rFonts w:ascii="Times" w:eastAsia="Times" w:hAnsi="Times" w:cs="Times"/>
-                <w:color w:val="262626"/>
-              </w:rPr>
-              <w:t xml:space="preserve"> Tecnologia S.A.</w:t>
+              <w:t xml:space="preserve"> Telluria Tecnologia S.A.</w:t>
             </w:r>
           </w:p>
         </w:tc>
@@ -2701,14 +2685,12 @@
       <w:r>
         <w:t xml:space="preserve">Este relatório de estágio tem por finalidade demonstrar informações do trabalho exercido na empresa </w:t>
       </w:r>
-      <w:proofErr w:type="spellStart"/>
       <w:r>
         <w:rPr>
           <w:rFonts w:eastAsia="Times"/>
         </w:rPr>
         <w:t>Telluria</w:t>
       </w:r>
-      <w:proofErr w:type="spellEnd"/>
       <w:r>
         <w:rPr>
           <w:rFonts w:eastAsia="Times"/>
@@ -2823,21 +2805,8 @@
       <w:r>
         <w:t xml:space="preserve">A empresa </w:t>
       </w:r>
-      <w:proofErr w:type="spellStart"/>
-      <w:r>
-        <w:t>Telluria</w:t>
-      </w:r>
-      <w:proofErr w:type="spellEnd"/>
-      <w:r>
-        <w:t xml:space="preserve"> Tecnologia S.A. atua no ramo de desenvolvimento e licenciamento de programas de computador. É uma empresa que tem como objetivo oferecer as empresas de concreto usinado de todos os portes o sistema ERP </w:t>
-      </w:r>
-      <w:proofErr w:type="spellStart"/>
-      <w:r>
-        <w:t>TopCon</w:t>
-      </w:r>
-      <w:proofErr w:type="spellEnd"/>
-      <w:r>
-        <w:t>, conseguindo assim uma administração plena para seu ramo de negócio.</w:t>
+      <w:r>
+        <w:t>Telluria Tecnologia S.A. atua no ramo de desenvolvimento e licenciamento de programas de computador. É uma empresa que tem como objetivo oferecer as empresas de concreto usinado de todos os portes o sistema ERP TopCon, conseguindo assim uma administração plena para seu ramo de negócio.</w:t>
       </w:r>
     </w:p>
     <w:p>
@@ -3948,15 +3917,7 @@
         <w:t>fim de proporcionar ao cliente uma solução de qualidade</w:t>
       </w:r>
       <w:r>
-        <w:t xml:space="preserve">. Os chamados são organizados em filas no </w:t>
-      </w:r>
-      <w:proofErr w:type="spellStart"/>
-      <w:r>
-        <w:t>Zendesk</w:t>
-      </w:r>
-      <w:proofErr w:type="spellEnd"/>
-      <w:r>
-        <w:t>.</w:t>
+        <w:t>. Os chamados são organizados em filas no Zendesk.</w:t>
       </w:r>
     </w:p>
     <w:p>
@@ -5474,16 +5435,12 @@
         <w:tab/>
         <w:t xml:space="preserve">   B = BOM</w:t>
       </w:r>
-      <w:proofErr w:type="gramStart"/>
       <w:r>
         <w:tab/>
         <w:t xml:space="preserve">  </w:t>
       </w:r>
       <w:r>
         <w:tab/>
-      </w:r>
-      <w:proofErr w:type="gramEnd"/>
-      <w:r>
         <w:t xml:space="preserve"> </w:t>
       </w:r>
       <w:r>
@@ -5624,7 +5581,7 @@
         <w:rPr>
           <w:rFonts w:ascii="Times" w:eastAsia="Times" w:hAnsi="Times" w:cs="Times"/>
         </w:rPr>
-        <w:t>09</w:t>
+        <w:t>23</w:t>
       </w:r>
       <w:r>
         <w:rPr>
@@ -5636,13 +5593,13 @@
         <w:rPr>
           <w:rFonts w:ascii="Times" w:eastAsia="Times" w:hAnsi="Times" w:cs="Times"/>
         </w:rPr>
-        <w:t>agost</w:t>
+        <w:t>setembro</w:t>
       </w:r>
       <w:r>
         <w:rPr>
           <w:rFonts w:ascii="Times" w:eastAsia="Times" w:hAnsi="Times" w:cs="Times"/>
         </w:rPr>
-        <w:t>o de 202</w:t>
+        <w:t xml:space="preserve"> de 202</w:t>
       </w:r>
       <w:r>
         <w:rPr>
@@ -5897,15 +5854,7 @@
               <w:jc w:val="center"/>
             </w:pPr>
             <w:r>
-              <w:t xml:space="preserve">ÓTIMO </w:t>
-            </w:r>
-            <w:proofErr w:type="gramStart"/>
-            <w:r>
-              <w:t xml:space="preserve">(  </w:t>
-            </w:r>
-            <w:proofErr w:type="gramEnd"/>
-            <w:r>
-              <w:t xml:space="preserve">  )</w:t>
+              <w:t>ÓTIMO (    )</w:t>
             </w:r>
           </w:p>
         </w:tc>
@@ -5920,15 +5869,7 @@
               <w:jc w:val="center"/>
             </w:pPr>
             <w:r>
-              <w:t xml:space="preserve">BOM </w:t>
-            </w:r>
-            <w:proofErr w:type="gramStart"/>
-            <w:r>
-              <w:t xml:space="preserve">(  </w:t>
-            </w:r>
-            <w:proofErr w:type="gramEnd"/>
-            <w:r>
-              <w:t xml:space="preserve"> )</w:t>
+              <w:t>BOM (   )</w:t>
             </w:r>
           </w:p>
         </w:tc>
@@ -5943,15 +5884,7 @@
               <w:jc w:val="center"/>
             </w:pPr>
             <w:r>
-              <w:t xml:space="preserve">REGULAR </w:t>
-            </w:r>
-            <w:proofErr w:type="gramStart"/>
-            <w:r>
-              <w:t xml:space="preserve">(  </w:t>
-            </w:r>
-            <w:proofErr w:type="gramEnd"/>
-            <w:r>
-              <w:t xml:space="preserve"> )</w:t>
+              <w:t>REGULAR (   )</w:t>
             </w:r>
           </w:p>
         </w:tc>
@@ -5966,15 +5899,7 @@
               <w:jc w:val="center"/>
             </w:pPr>
             <w:r>
-              <w:t xml:space="preserve">INSUFICIENTE </w:t>
-            </w:r>
-            <w:proofErr w:type="gramStart"/>
-            <w:r>
-              <w:t xml:space="preserve">(  </w:t>
-            </w:r>
-            <w:proofErr w:type="gramEnd"/>
-            <w:r>
-              <w:t xml:space="preserve"> )</w:t>
+              <w:t>INSUFICIENTE (   )</w:t>
             </w:r>
           </w:p>
         </w:tc>

--- a/Faculdade/Relatorio-Final.docx
+++ b/Faculdade/Relatorio-Final.docx
@@ -763,6 +763,12 @@
                 <w:color w:val="262626" w:themeColor="text1" w:themeTint="D9"/>
               </w:rPr>
               <w:t xml:space="preserve"> 8º </w:t>
+            </w:r>
+            <w:r>
+              <w:rPr>
+                <w:color w:val="262626" w:themeColor="text1" w:themeTint="D9"/>
+              </w:rPr>
+              <w:t>semestre</w:t>
             </w:r>
           </w:p>
         </w:tc>
@@ -1095,6 +1101,14 @@
                 <w:color w:val="262626"/>
               </w:rPr>
               <w:t xml:space="preserve"> Data de Encerramento: </w:t>
+            </w:r>
+            <w:r>
+              <w:rPr>
+                <w:rFonts w:ascii="Times" w:eastAsia="Times" w:hAnsi="Times" w:cs="Times"/>
+                <w:bCs/>
+                <w:color w:val="262626"/>
+              </w:rPr>
+              <w:t>03 de outubro de 2022</w:t>
             </w:r>
           </w:p>
         </w:tc>
@@ -1472,7 +1486,6 @@
             </w:tabs>
             <w:rPr>
               <w:rFonts w:asciiTheme="minorHAnsi" w:eastAsiaTheme="minorEastAsia" w:hAnsiTheme="minorHAnsi" w:cstheme="minorBidi"/>
-              <w:b/>
               <w:noProof/>
               <w:sz w:val="22"/>
               <w:szCs w:val="22"/>
@@ -1487,11 +1500,10 @@
           <w:r>
             <w:fldChar w:fldCharType="separate"/>
           </w:r>
-          <w:hyperlink w:anchor="_Toc63851233" w:history="1">
+          <w:hyperlink w:anchor="_Toc115869129" w:history="1">
             <w:r>
               <w:rPr>
                 <w:rStyle w:val="Hyperlink"/>
-                <w:b/>
                 <w:noProof/>
               </w:rPr>
               <w:t>1</w:t>
@@ -1499,7 +1511,6 @@
             <w:r>
               <w:rPr>
                 <w:rFonts w:asciiTheme="minorHAnsi" w:eastAsiaTheme="minorEastAsia" w:hAnsiTheme="minorHAnsi" w:cstheme="minorBidi"/>
-                <w:b/>
                 <w:noProof/>
                 <w:sz w:val="22"/>
                 <w:szCs w:val="22"/>
@@ -1509,14 +1520,12 @@
             <w:r>
               <w:rPr>
                 <w:rStyle w:val="Hyperlink"/>
-                <w:b/>
                 <w:noProof/>
               </w:rPr>
               <w:t>INTRODUÇÃO</w:t>
             </w:r>
             <w:r>
               <w:rPr>
-                <w:b/>
                 <w:noProof/>
                 <w:webHidden/>
               </w:rPr>
@@ -1524,7 +1533,6 @@
             </w:r>
             <w:r>
               <w:rPr>
-                <w:b/>
                 <w:noProof/>
                 <w:webHidden/>
               </w:rPr>
@@ -1532,22 +1540,19 @@
             </w:r>
             <w:r>
               <w:rPr>
-                <w:b/>
                 <w:noProof/>
                 <w:webHidden/>
               </w:rPr>
-              <w:instrText xml:space="preserve"> PAGEREF _Toc63851233 \h </w:instrText>
-            </w:r>
-            <w:r>
-              <w:rPr>
-                <w:b/>
+              <w:instrText xml:space="preserve"> PAGEREF _Toc115869129 \h </w:instrText>
+            </w:r>
+            <w:r>
+              <w:rPr>
                 <w:noProof/>
                 <w:webHidden/>
               </w:rPr>
             </w:r>
             <w:r>
               <w:rPr>
-                <w:b/>
                 <w:noProof/>
                 <w:webHidden/>
               </w:rPr>
@@ -1555,7 +1560,6 @@
             </w:r>
             <w:r>
               <w:rPr>
-                <w:b/>
                 <w:noProof/>
                 <w:webHidden/>
               </w:rPr>
@@ -1563,7 +1567,6 @@
             </w:r>
             <w:r>
               <w:rPr>
-                <w:b/>
                 <w:noProof/>
                 <w:webHidden/>
               </w:rPr>
@@ -1584,11 +1587,10 @@
               <w:szCs w:val="22"/>
             </w:rPr>
           </w:pPr>
-          <w:hyperlink w:anchor="_Toc63851234" w:history="1">
+          <w:hyperlink w:anchor="_Toc115869130" w:history="1">
             <w:r>
               <w:rPr>
                 <w:rStyle w:val="Hyperlink"/>
-                <w:b/>
                 <w:noProof/>
               </w:rPr>
               <w:t>2</w:t>
@@ -1596,7 +1598,6 @@
             <w:r>
               <w:rPr>
                 <w:rFonts w:asciiTheme="minorHAnsi" w:eastAsiaTheme="minorEastAsia" w:hAnsiTheme="minorHAnsi" w:cstheme="minorBidi"/>
-                <w:b/>
                 <w:noProof/>
                 <w:sz w:val="22"/>
                 <w:szCs w:val="22"/>
@@ -1606,14 +1607,12 @@
             <w:r>
               <w:rPr>
                 <w:rStyle w:val="Hyperlink"/>
-                <w:b/>
                 <w:noProof/>
               </w:rPr>
               <w:t>EMPRESA</w:t>
             </w:r>
             <w:r>
               <w:rPr>
-                <w:b/>
                 <w:noProof/>
                 <w:webHidden/>
               </w:rPr>
@@ -1621,7 +1620,6 @@
             </w:r>
             <w:r>
               <w:rPr>
-                <w:b/>
                 <w:noProof/>
                 <w:webHidden/>
               </w:rPr>
@@ -1629,22 +1627,19 @@
             </w:r>
             <w:r>
               <w:rPr>
-                <w:b/>
                 <w:noProof/>
                 <w:webHidden/>
               </w:rPr>
-              <w:instrText xml:space="preserve"> PAGEREF _Toc63851234 \h </w:instrText>
-            </w:r>
-            <w:r>
-              <w:rPr>
-                <w:b/>
+              <w:instrText xml:space="preserve"> PAGEREF _Toc115869130 \h </w:instrText>
+            </w:r>
+            <w:r>
+              <w:rPr>
                 <w:noProof/>
                 <w:webHidden/>
               </w:rPr>
             </w:r>
             <w:r>
               <w:rPr>
-                <w:b/>
                 <w:noProof/>
                 <w:webHidden/>
               </w:rPr>
@@ -1652,7 +1647,6 @@
             </w:r>
             <w:r>
               <w:rPr>
-                <w:b/>
                 <w:noProof/>
                 <w:webHidden/>
               </w:rPr>
@@ -1660,7 +1654,6 @@
             </w:r>
             <w:r>
               <w:rPr>
-                <w:b/>
                 <w:noProof/>
                 <w:webHidden/>
               </w:rPr>
@@ -1681,7 +1674,7 @@
               <w:szCs w:val="22"/>
             </w:rPr>
           </w:pPr>
-          <w:hyperlink w:anchor="_Toc63851235" w:history="1">
+          <w:hyperlink w:anchor="_Toc115869131" w:history="1">
             <w:r>
               <w:rPr>
                 <w:rStyle w:val="Hyperlink"/>
@@ -1724,7 +1717,7 @@
                 <w:noProof/>
                 <w:webHidden/>
               </w:rPr>
-              <w:instrText xml:space="preserve"> PAGEREF _Toc63851235 \h </w:instrText>
+              <w:instrText xml:space="preserve"> PAGEREF _Toc115869131 \h </w:instrText>
             </w:r>
             <w:r>
               <w:rPr>
@@ -1763,17 +1756,15 @@
             </w:tabs>
             <w:rPr>
               <w:rFonts w:asciiTheme="minorHAnsi" w:eastAsiaTheme="minorEastAsia" w:hAnsiTheme="minorHAnsi" w:cstheme="minorBidi"/>
-              <w:b/>
               <w:noProof/>
               <w:sz w:val="22"/>
               <w:szCs w:val="22"/>
             </w:rPr>
           </w:pPr>
-          <w:hyperlink w:anchor="_Toc63851236" w:history="1">
+          <w:hyperlink w:anchor="_Toc115869132" w:history="1">
             <w:r>
               <w:rPr>
                 <w:rStyle w:val="Hyperlink"/>
-                <w:b/>
                 <w:noProof/>
               </w:rPr>
               <w:t>3</w:t>
@@ -1781,7 +1772,6 @@
             <w:r>
               <w:rPr>
                 <w:rFonts w:asciiTheme="minorHAnsi" w:eastAsiaTheme="minorEastAsia" w:hAnsiTheme="minorHAnsi" w:cstheme="minorBidi"/>
-                <w:b/>
                 <w:noProof/>
                 <w:sz w:val="22"/>
                 <w:szCs w:val="22"/>
@@ -1791,14 +1781,12 @@
             <w:r>
               <w:rPr>
                 <w:rStyle w:val="Hyperlink"/>
-                <w:b/>
                 <w:noProof/>
               </w:rPr>
               <w:t>TRAJETÓRIA PROFISSIONAL DO ESTUDANTE</w:t>
             </w:r>
             <w:r>
               <w:rPr>
-                <w:b/>
                 <w:noProof/>
                 <w:webHidden/>
               </w:rPr>
@@ -1806,50 +1794,10 @@
             </w:r>
             <w:r>
               <w:rPr>
-                <w:b/>
                 <w:noProof/>
                 <w:webHidden/>
               </w:rPr>
-              <w:fldChar w:fldCharType="begin"/>
-            </w:r>
-            <w:r>
-              <w:rPr>
-                <w:b/>
-                <w:noProof/>
-                <w:webHidden/>
-              </w:rPr>
-              <w:instrText xml:space="preserve"> PAGEREF _Toc63851236 \h </w:instrText>
-            </w:r>
-            <w:r>
-              <w:rPr>
-                <w:b/>
-                <w:noProof/>
-                <w:webHidden/>
-              </w:rPr>
-            </w:r>
-            <w:r>
-              <w:rPr>
-                <w:b/>
-                <w:noProof/>
-                <w:webHidden/>
-              </w:rPr>
-              <w:fldChar w:fldCharType="separate"/>
-            </w:r>
-            <w:r>
-              <w:rPr>
-                <w:b/>
-                <w:noProof/>
-                <w:webHidden/>
-              </w:rPr>
-              <w:t>4</w:t>
-            </w:r>
-            <w:r>
-              <w:rPr>
-                <w:b/>
-                <w:noProof/>
-                <w:webHidden/>
-              </w:rPr>
-              <w:fldChar w:fldCharType="end"/>
+              <w:t>5</w:t>
             </w:r>
           </w:hyperlink>
         </w:p>
@@ -1866,7 +1814,7 @@
               <w:szCs w:val="22"/>
             </w:rPr>
           </w:pPr>
-          <w:hyperlink w:anchor="_Toc63851237" w:history="1">
+          <w:hyperlink w:anchor="_Toc115869133" w:history="1">
             <w:r>
               <w:rPr>
                 <w:rStyle w:val="Hyperlink"/>
@@ -1909,7 +1857,7 @@
                 <w:noProof/>
                 <w:webHidden/>
               </w:rPr>
-              <w:instrText xml:space="preserve"> PAGEREF _Toc63851237 \h </w:instrText>
+              <w:instrText xml:space="preserve"> PAGEREF _Toc115869133 \h </w:instrText>
             </w:r>
             <w:r>
               <w:rPr>
@@ -1953,7 +1901,7 @@
               <w:szCs w:val="22"/>
             </w:rPr>
           </w:pPr>
-          <w:hyperlink w:anchor="_Toc63851238" w:history="1">
+          <w:hyperlink w:anchor="_Toc115869134" w:history="1">
             <w:r>
               <w:rPr>
                 <w:rStyle w:val="Hyperlink"/>
@@ -1989,41 +1937,7 @@
                 <w:noProof/>
                 <w:webHidden/>
               </w:rPr>
-              <w:fldChar w:fldCharType="begin"/>
-            </w:r>
-            <w:r>
-              <w:rPr>
-                <w:noProof/>
-                <w:webHidden/>
-              </w:rPr>
-              <w:instrText xml:space="preserve"> PAGEREF _Toc63851238 \h </w:instrText>
-            </w:r>
-            <w:r>
-              <w:rPr>
-                <w:noProof/>
-                <w:webHidden/>
-              </w:rPr>
-            </w:r>
-            <w:r>
-              <w:rPr>
-                <w:noProof/>
-                <w:webHidden/>
-              </w:rPr>
-              <w:fldChar w:fldCharType="separate"/>
-            </w:r>
-            <w:r>
-              <w:rPr>
-                <w:noProof/>
-                <w:webHidden/>
-              </w:rPr>
-              <w:t>6</w:t>
-            </w:r>
-            <w:r>
-              <w:rPr>
-                <w:noProof/>
-                <w:webHidden/>
-              </w:rPr>
-              <w:fldChar w:fldCharType="end"/>
+              <w:t>7</w:t>
             </w:r>
           </w:hyperlink>
         </w:p>
@@ -2035,17 +1949,15 @@
             </w:tabs>
             <w:rPr>
               <w:rFonts w:asciiTheme="minorHAnsi" w:eastAsiaTheme="minorEastAsia" w:hAnsiTheme="minorHAnsi" w:cstheme="minorBidi"/>
-              <w:b/>
               <w:noProof/>
               <w:sz w:val="22"/>
               <w:szCs w:val="22"/>
             </w:rPr>
           </w:pPr>
-          <w:hyperlink w:anchor="_Toc63851239" w:history="1">
+          <w:hyperlink w:anchor="_Toc115869135" w:history="1">
             <w:r>
               <w:rPr>
                 <w:rStyle w:val="Hyperlink"/>
-                <w:b/>
                 <w:noProof/>
               </w:rPr>
               <w:t>4</w:t>
@@ -2053,7 +1965,6 @@
             <w:r>
               <w:rPr>
                 <w:rFonts w:asciiTheme="minorHAnsi" w:eastAsiaTheme="minorEastAsia" w:hAnsiTheme="minorHAnsi" w:cstheme="minorBidi"/>
-                <w:b/>
                 <w:noProof/>
                 <w:sz w:val="22"/>
                 <w:szCs w:val="22"/>
@@ -2063,14 +1974,12 @@
             <w:r>
               <w:rPr>
                 <w:rStyle w:val="Hyperlink"/>
-                <w:b/>
                 <w:noProof/>
               </w:rPr>
               <w:t>CONSIDERAÇÕES FINAIS</w:t>
             </w:r>
             <w:r>
               <w:rPr>
-                <w:b/>
                 <w:noProof/>
                 <w:webHidden/>
               </w:rPr>
@@ -2078,7 +1987,6 @@
             </w:r>
             <w:r>
               <w:rPr>
-                <w:b/>
                 <w:noProof/>
                 <w:webHidden/>
               </w:rPr>
@@ -2086,22 +1994,19 @@
             </w:r>
             <w:r>
               <w:rPr>
-                <w:b/>
                 <w:noProof/>
                 <w:webHidden/>
               </w:rPr>
-              <w:instrText xml:space="preserve"> PAGEREF _Toc63851239 \h </w:instrText>
-            </w:r>
-            <w:r>
-              <w:rPr>
-                <w:b/>
+              <w:instrText xml:space="preserve"> PAGEREF _Toc115869135 \h </w:instrText>
+            </w:r>
+            <w:r>
+              <w:rPr>
                 <w:noProof/>
                 <w:webHidden/>
               </w:rPr>
             </w:r>
             <w:r>
               <w:rPr>
-                <w:b/>
                 <w:noProof/>
                 <w:webHidden/>
               </w:rPr>
@@ -2109,7 +2014,6 @@
             </w:r>
             <w:r>
               <w:rPr>
-                <w:b/>
                 <w:noProof/>
                 <w:webHidden/>
               </w:rPr>
@@ -2117,7 +2021,6 @@
             </w:r>
             <w:r>
               <w:rPr>
-                <w:b/>
                 <w:noProof/>
                 <w:webHidden/>
               </w:rPr>
@@ -2133,17 +2036,15 @@
             </w:tabs>
             <w:rPr>
               <w:rFonts w:asciiTheme="minorHAnsi" w:eastAsiaTheme="minorEastAsia" w:hAnsiTheme="minorHAnsi" w:cstheme="minorBidi"/>
-              <w:b/>
               <w:noProof/>
               <w:sz w:val="22"/>
               <w:szCs w:val="22"/>
             </w:rPr>
           </w:pPr>
-          <w:hyperlink w:anchor="_Toc63851240" w:history="1">
+          <w:hyperlink w:anchor="_Toc115869136" w:history="1">
             <w:r>
               <w:rPr>
                 <w:rStyle w:val="Hyperlink"/>
-                <w:b/>
                 <w:noProof/>
               </w:rPr>
               <w:t>5</w:t>
@@ -2151,7 +2052,6 @@
             <w:r>
               <w:rPr>
                 <w:rFonts w:asciiTheme="minorHAnsi" w:eastAsiaTheme="minorEastAsia" w:hAnsiTheme="minorHAnsi" w:cstheme="minorBidi"/>
-                <w:b/>
                 <w:noProof/>
                 <w:sz w:val="22"/>
                 <w:szCs w:val="22"/>
@@ -2161,14 +2061,12 @@
             <w:r>
               <w:rPr>
                 <w:rStyle w:val="Hyperlink"/>
-                <w:b/>
                 <w:noProof/>
               </w:rPr>
               <w:t>REFERÊNCIAS</w:t>
             </w:r>
             <w:r>
               <w:rPr>
-                <w:b/>
                 <w:noProof/>
                 <w:webHidden/>
               </w:rPr>
@@ -2176,50 +2074,10 @@
             </w:r>
             <w:r>
               <w:rPr>
-                <w:b/>
                 <w:noProof/>
                 <w:webHidden/>
               </w:rPr>
-              <w:fldChar w:fldCharType="begin"/>
-            </w:r>
-            <w:r>
-              <w:rPr>
-                <w:b/>
-                <w:noProof/>
-                <w:webHidden/>
-              </w:rPr>
-              <w:instrText xml:space="preserve"> PAGEREF _Toc63851240 \h </w:instrText>
-            </w:r>
-            <w:r>
-              <w:rPr>
-                <w:b/>
-                <w:noProof/>
-                <w:webHidden/>
-              </w:rPr>
-            </w:r>
-            <w:r>
-              <w:rPr>
-                <w:b/>
-                <w:noProof/>
-                <w:webHidden/>
-              </w:rPr>
-              <w:fldChar w:fldCharType="separate"/>
-            </w:r>
-            <w:r>
-              <w:rPr>
-                <w:b/>
-                <w:noProof/>
-                <w:webHidden/>
-              </w:rPr>
-              <w:t>8</w:t>
-            </w:r>
-            <w:r>
-              <w:rPr>
-                <w:b/>
-                <w:noProof/>
-                <w:webHidden/>
-              </w:rPr>
-              <w:fldChar w:fldCharType="end"/>
+              <w:t>9</w:t>
             </w:r>
           </w:hyperlink>
         </w:p>
@@ -2231,17 +2089,15 @@
             </w:tabs>
             <w:rPr>
               <w:rFonts w:asciiTheme="minorHAnsi" w:eastAsiaTheme="minorEastAsia" w:hAnsiTheme="minorHAnsi" w:cstheme="minorBidi"/>
-              <w:b/>
               <w:noProof/>
               <w:sz w:val="22"/>
               <w:szCs w:val="22"/>
             </w:rPr>
           </w:pPr>
-          <w:hyperlink w:anchor="_Toc63851241" w:history="1">
+          <w:hyperlink w:anchor="_Toc115869137" w:history="1">
             <w:r>
               <w:rPr>
                 <w:rStyle w:val="Hyperlink"/>
-                <w:b/>
                 <w:noProof/>
               </w:rPr>
               <w:t>6</w:t>
@@ -2249,7 +2105,6 @@
             <w:r>
               <w:rPr>
                 <w:rFonts w:asciiTheme="minorHAnsi" w:eastAsiaTheme="minorEastAsia" w:hAnsiTheme="minorHAnsi" w:cstheme="minorBidi"/>
-                <w:b/>
                 <w:noProof/>
                 <w:sz w:val="22"/>
                 <w:szCs w:val="22"/>
@@ -2259,14 +2114,12 @@
             <w:r>
               <w:rPr>
                 <w:rStyle w:val="Hyperlink"/>
-                <w:b/>
                 <w:noProof/>
               </w:rPr>
               <w:t>ANEXOS</w:t>
             </w:r>
             <w:r>
               <w:rPr>
-                <w:b/>
                 <w:noProof/>
                 <w:webHidden/>
               </w:rPr>
@@ -2274,50 +2127,10 @@
             </w:r>
             <w:r>
               <w:rPr>
-                <w:b/>
                 <w:noProof/>
                 <w:webHidden/>
               </w:rPr>
-              <w:fldChar w:fldCharType="begin"/>
-            </w:r>
-            <w:r>
-              <w:rPr>
-                <w:b/>
-                <w:noProof/>
-                <w:webHidden/>
-              </w:rPr>
-              <w:instrText xml:space="preserve"> PAGEREF _Toc63851241 \h </w:instrText>
-            </w:r>
-            <w:r>
-              <w:rPr>
-                <w:b/>
-                <w:noProof/>
-                <w:webHidden/>
-              </w:rPr>
-            </w:r>
-            <w:r>
-              <w:rPr>
-                <w:b/>
-                <w:noProof/>
-                <w:webHidden/>
-              </w:rPr>
-              <w:fldChar w:fldCharType="separate"/>
-            </w:r>
-            <w:r>
-              <w:rPr>
-                <w:b/>
-                <w:noProof/>
-                <w:webHidden/>
-              </w:rPr>
-              <w:t>9</w:t>
-            </w:r>
-            <w:r>
-              <w:rPr>
-                <w:b/>
-                <w:noProof/>
-                <w:webHidden/>
-              </w:rPr>
-              <w:fldChar w:fldCharType="end"/>
+              <w:t>10</w:t>
             </w:r>
           </w:hyperlink>
         </w:p>
@@ -2334,7 +2147,7 @@
               <w:szCs w:val="22"/>
             </w:rPr>
           </w:pPr>
-          <w:hyperlink w:anchor="_Toc63851242" w:history="1">
+          <w:hyperlink w:anchor="_Toc115869139" w:history="1">
             <w:r>
               <w:rPr>
                 <w:rStyle w:val="Hyperlink"/>
@@ -2370,41 +2183,7 @@
                 <w:noProof/>
                 <w:webHidden/>
               </w:rPr>
-              <w:fldChar w:fldCharType="begin"/>
-            </w:r>
-            <w:r>
-              <w:rPr>
-                <w:noProof/>
-                <w:webHidden/>
-              </w:rPr>
-              <w:instrText xml:space="preserve"> PAGEREF _Toc63851242 \h </w:instrText>
-            </w:r>
-            <w:r>
-              <w:rPr>
-                <w:noProof/>
-                <w:webHidden/>
-              </w:rPr>
-            </w:r>
-            <w:r>
-              <w:rPr>
-                <w:noProof/>
-                <w:webHidden/>
-              </w:rPr>
-              <w:fldChar w:fldCharType="separate"/>
-            </w:r>
-            <w:r>
-              <w:rPr>
-                <w:noProof/>
-                <w:webHidden/>
-              </w:rPr>
-              <w:t>9</w:t>
-            </w:r>
-            <w:r>
-              <w:rPr>
-                <w:noProof/>
-                <w:webHidden/>
-              </w:rPr>
-              <w:fldChar w:fldCharType="end"/>
+              <w:t>12</w:t>
             </w:r>
           </w:hyperlink>
         </w:p>
@@ -2421,7 +2200,7 @@
               <w:szCs w:val="22"/>
             </w:rPr>
           </w:pPr>
-          <w:hyperlink w:anchor="_Toc63851243" w:history="1">
+          <w:hyperlink w:anchor="_Toc115869140" w:history="1">
             <w:r>
               <w:rPr>
                 <w:rStyle w:val="Hyperlink"/>
@@ -2443,7 +2222,7 @@
                 <w:rStyle w:val="Hyperlink"/>
                 <w:noProof/>
               </w:rPr>
-              <w:t>SEÇÃO DO CHEFE DE DEPARTAMENTO  E  SETOR DE ESTÁGIOS</w:t>
+              <w:t>SEÇÃO DO CHEFE DE DEPARTAMENTO E SETOR DE ESTÁGIOS</w:t>
             </w:r>
             <w:r>
               <w:rPr>
@@ -2457,41 +2236,7 @@
                 <w:noProof/>
                 <w:webHidden/>
               </w:rPr>
-              <w:fldChar w:fldCharType="begin"/>
-            </w:r>
-            <w:r>
-              <w:rPr>
-                <w:noProof/>
-                <w:webHidden/>
-              </w:rPr>
-              <w:instrText xml:space="preserve"> PAGEREF _Toc63851243 \h </w:instrText>
-            </w:r>
-            <w:r>
-              <w:rPr>
-                <w:noProof/>
-                <w:webHidden/>
-              </w:rPr>
-            </w:r>
-            <w:r>
-              <w:rPr>
-                <w:noProof/>
-                <w:webHidden/>
-              </w:rPr>
-              <w:fldChar w:fldCharType="separate"/>
-            </w:r>
-            <w:r>
-              <w:rPr>
-                <w:noProof/>
-                <w:webHidden/>
-              </w:rPr>
-              <w:t>10</w:t>
-            </w:r>
-            <w:r>
-              <w:rPr>
-                <w:noProof/>
-                <w:webHidden/>
-              </w:rPr>
-              <w:fldChar w:fldCharType="end"/>
+              <w:t>13</w:t>
             </w:r>
           </w:hyperlink>
         </w:p>
@@ -2662,7 +2407,7 @@
           <w:color w:val="auto"/>
         </w:rPr>
       </w:pPr>
-      <w:bookmarkStart w:id="1" w:name="_Toc63851233"/>
+      <w:bookmarkStart w:id="1" w:name="_Toc115869129"/>
       <w:r>
         <w:rPr>
           <w:rFonts w:ascii="Times New Roman" w:hAnsi="Times New Roman" w:cs="Times New Roman"/>
@@ -2675,8 +2420,8 @@
     </w:p>
     <w:p>
       <w:pPr>
-        <w:spacing w:line="300" w:lineRule="auto"/>
-        <w:ind w:firstLine="1417"/>
+        <w:spacing w:after="120" w:line="360" w:lineRule="auto"/>
+        <w:ind w:firstLine="709"/>
         <w:jc w:val="both"/>
         <w:rPr>
           <w:rFonts w:eastAsia="Times"/>
@@ -2718,12 +2463,12 @@
         </w:rPr>
         <w:t>.</w:t>
       </w:r>
-    </w:p>
-    <w:p>
-      <w:pPr>
-        <w:spacing w:line="300" w:lineRule="auto"/>
-        <w:jc w:val="both"/>
-      </w:pPr>
+      <w:r>
+        <w:rPr>
+          <w:rFonts w:eastAsia="Times"/>
+        </w:rPr>
+        <w:t xml:space="preserve"> </w:t>
+      </w:r>
       <w:r>
         <w:rPr>
           <w:rFonts w:eastAsia="Times"/>
@@ -2786,7 +2531,7 @@
           <w:color w:val="auto"/>
         </w:rPr>
       </w:pPr>
-      <w:bookmarkStart w:id="2" w:name="_Toc63851234"/>
+      <w:bookmarkStart w:id="2" w:name="_Toc115869130"/>
       <w:r>
         <w:rPr>
           <w:rFonts w:ascii="Times New Roman" w:hAnsi="Times New Roman" w:cs="Times New Roman"/>
@@ -2798,8 +2543,8 @@
     </w:p>
     <w:p>
       <w:pPr>
-        <w:spacing w:line="300" w:lineRule="auto"/>
-        <w:ind w:firstLine="1418"/>
+        <w:spacing w:after="120" w:line="360" w:lineRule="auto"/>
+        <w:ind w:firstLine="709"/>
         <w:jc w:val="both"/>
       </w:pPr>
       <w:r>
@@ -2811,8 +2556,8 @@
     </w:p>
     <w:p>
       <w:pPr>
-        <w:spacing w:line="300" w:lineRule="auto"/>
-        <w:ind w:firstLine="1418"/>
+        <w:spacing w:after="120" w:line="360" w:lineRule="auto"/>
+        <w:ind w:firstLine="709"/>
         <w:jc w:val="both"/>
       </w:pPr>
       <w:r>
@@ -2843,7 +2588,7 @@
           <w:color w:val="auto"/>
         </w:rPr>
       </w:pPr>
-      <w:bookmarkStart w:id="3" w:name="_Toc63851235"/>
+      <w:bookmarkStart w:id="3" w:name="_Toc115869131"/>
       <w:r>
         <w:rPr>
           <w:rFonts w:ascii="Times New Roman" w:hAnsi="Times New Roman" w:cs="Times New Roman"/>
@@ -2856,8 +2601,8 @@
     </w:p>
     <w:p>
       <w:pPr>
-        <w:spacing w:line="300" w:lineRule="auto"/>
-        <w:ind w:firstLine="1418"/>
+        <w:spacing w:after="120" w:line="360" w:lineRule="auto"/>
+        <w:ind w:firstLine="709"/>
         <w:jc w:val="both"/>
       </w:pPr>
       <w:r>
@@ -2886,20 +2631,21 @@
           <w:color w:val="auto"/>
         </w:rPr>
       </w:pPr>
-      <w:bookmarkStart w:id="4" w:name="_Toc63851236"/>
+      <w:bookmarkStart w:id="4" w:name="_Toc115869132"/>
       <w:r>
         <w:rPr>
           <w:rFonts w:ascii="Times New Roman" w:hAnsi="Times New Roman" w:cs="Times New Roman"/>
           <w:color w:val="auto"/>
         </w:rPr>
+        <w:lastRenderedPageBreak/>
         <w:t>TRAJETÓRIA PROFISSIONAL DO ESTUDANTE</w:t>
       </w:r>
       <w:bookmarkEnd w:id="4"/>
     </w:p>
     <w:p>
       <w:pPr>
-        <w:spacing w:line="360" w:lineRule="auto"/>
-        <w:ind w:firstLine="1417"/>
+        <w:spacing w:after="120" w:line="360" w:lineRule="auto"/>
+        <w:ind w:firstLine="709"/>
         <w:jc w:val="both"/>
       </w:pPr>
       <w:r>
@@ -2915,11 +2661,17 @@
         <w:t xml:space="preserve"> na </w:t>
       </w:r>
       <w:r>
-        <w:t xml:space="preserve">do sistema, realizando esclarecimento de dúvidas, análises, acompanhamento e validação de chamados, correção de bugs, consultas em Banco de Dados e ao longo do tempo foi possível melhorar a comunicação com os clientes e a equipe interna. A empresa oferece uma boa estrutura física para que seja realizado todas as atividades propostas e desafios que surgem, </w:t>
-      </w:r>
-      <w:r>
-        <w:lastRenderedPageBreak/>
-        <w:t>assim como há um bom relacionamento entre os colaboradores</w:t>
+        <w:t>do sistema, realizando esclarecimento de dúvidas, análises, acompanhamento e validação de chamados, correção de bugs, consultas em Banco de Dados e ao longo do tempo foi possível melhorar a comunicação com os clientes e a equipe interna.</w:t>
+      </w:r>
+    </w:p>
+    <w:p>
+      <w:pPr>
+        <w:spacing w:after="120" w:line="360" w:lineRule="auto"/>
+        <w:ind w:firstLine="709"/>
+        <w:jc w:val="both"/>
+      </w:pPr>
+      <w:r>
+        <w:t>A empresa oferece uma boa estrutura física para que seja realizado todas as atividades propostas e desafios que surgem, assim como há um bom relacionamento entre os colaboradores</w:t>
       </w:r>
       <w:r>
         <w:t>. A empresa oferece uma boa estrutura física</w:t>
@@ -3674,7 +3426,7 @@
           <w:color w:val="auto"/>
         </w:rPr>
       </w:pPr>
-      <w:bookmarkStart w:id="9" w:name="_Toc63851237"/>
+      <w:bookmarkStart w:id="9" w:name="_Toc115869133"/>
       <w:r>
         <w:rPr>
           <w:rFonts w:ascii="Times New Roman" w:hAnsi="Times New Roman" w:cs="Times New Roman"/>
@@ -3688,7 +3440,7 @@
     <w:p>
       <w:pPr>
         <w:spacing w:line="360" w:lineRule="auto"/>
-        <w:ind w:firstLine="1417"/>
+        <w:ind w:firstLine="709"/>
         <w:jc w:val="both"/>
       </w:pPr>
       <w:r>
@@ -3751,20 +3503,14 @@
     </w:p>
     <w:p>
       <w:pPr>
-        <w:spacing w:line="360" w:lineRule="auto"/>
-        <w:ind w:firstLine="1417"/>
+        <w:spacing w:after="120" w:line="360" w:lineRule="auto"/>
+        <w:ind w:firstLine="709"/>
         <w:jc w:val="both"/>
       </w:pPr>
       <w:r>
+        <w:lastRenderedPageBreak/>
         <w:t>Abaixo está especificado a relação das atividades exercidas com as disciplinas correspondentes:</w:t>
       </w:r>
-    </w:p>
-    <w:p>
-      <w:pPr>
-        <w:spacing w:line="360" w:lineRule="auto"/>
-        <w:ind w:firstLine="1417"/>
-        <w:jc w:val="both"/>
-      </w:pPr>
     </w:p>
     <w:p>
       <w:pPr>
@@ -3857,11 +3603,7 @@
         <w:t>Comunicação e Expressão I e II:</w:t>
       </w:r>
       <w:r>
-        <w:t xml:space="preserve"> estas disciplinas têm por objetivo especificar os diferentes tipos de linguagens, tipos de argumentos e criação de documentos de forma </w:t>
-      </w:r>
-      <w:r>
-        <w:lastRenderedPageBreak/>
-        <w:t>correta. E</w:t>
+        <w:t xml:space="preserve"> estas disciplinas têm por objetivo especificar os diferentes tipos de linguagens, tipos de argumentos e criação de documentos de forma correta. E</w:t>
       </w:r>
       <w:r>
         <w:t>st</w:t>
@@ -3884,7 +3626,7 @@
           <w:ilvl w:val="0"/>
           <w:numId w:val="13"/>
         </w:numPr>
-        <w:spacing w:line="300" w:lineRule="auto"/>
+        <w:spacing w:line="360" w:lineRule="auto"/>
         <w:ind w:left="357" w:hanging="357"/>
         <w:jc w:val="both"/>
       </w:pPr>
@@ -3927,7 +3669,7 @@
           <w:ilvl w:val="1"/>
           <w:numId w:val="13"/>
         </w:numPr>
-        <w:spacing w:line="300" w:lineRule="auto"/>
+        <w:spacing w:line="360" w:lineRule="auto"/>
         <w:ind w:left="788" w:hanging="431"/>
         <w:jc w:val="both"/>
       </w:pPr>
@@ -3955,7 +3697,7 @@
           <w:ilvl w:val="1"/>
           <w:numId w:val="13"/>
         </w:numPr>
-        <w:spacing w:line="300" w:lineRule="auto"/>
+        <w:spacing w:line="360" w:lineRule="auto"/>
         <w:ind w:left="788" w:hanging="431"/>
         <w:jc w:val="both"/>
       </w:pPr>
@@ -3984,7 +3726,7 @@
           <w:ilvl w:val="0"/>
           <w:numId w:val="13"/>
         </w:numPr>
-        <w:spacing w:line="300" w:lineRule="auto"/>
+        <w:spacing w:line="360" w:lineRule="auto"/>
         <w:ind w:left="357" w:hanging="357"/>
         <w:jc w:val="both"/>
       </w:pPr>
@@ -4015,7 +3757,7 @@
           <w:ilvl w:val="1"/>
           <w:numId w:val="13"/>
         </w:numPr>
-        <w:spacing w:line="300" w:lineRule="auto"/>
+        <w:spacing w:line="360" w:lineRule="auto"/>
         <w:ind w:left="788" w:hanging="431"/>
         <w:jc w:val="both"/>
       </w:pPr>
@@ -4050,13 +3792,14 @@
           <w:color w:val="auto"/>
         </w:rPr>
       </w:pPr>
-      <w:bookmarkStart w:id="10" w:name="_Toc63851238"/>
+      <w:bookmarkStart w:id="10" w:name="_Toc115869134"/>
       <w:r>
         <w:rPr>
           <w:rFonts w:ascii="Times New Roman" w:hAnsi="Times New Roman" w:cs="Times New Roman"/>
           <w:b w:val="0"/>
           <w:color w:val="auto"/>
         </w:rPr>
+        <w:lastRenderedPageBreak/>
         <w:t>ANÁLISE DA EXPERIÊNCIA PROFISSIONAL VIVENCIADA</w:t>
       </w:r>
       <w:bookmarkEnd w:id="10"/>
@@ -4071,8 +3814,8 @@
     </w:p>
     <w:p>
       <w:pPr>
-        <w:spacing w:line="300" w:lineRule="auto"/>
-        <w:ind w:firstLine="1418"/>
+        <w:spacing w:after="120" w:line="360" w:lineRule="auto"/>
+        <w:ind w:firstLine="709"/>
         <w:jc w:val="both"/>
         <w:rPr>
           <w:rFonts w:ascii="Times" w:eastAsia="Times" w:hAnsi="Times" w:cs="Times"/>
@@ -4117,8 +3860,8 @@
     </w:p>
     <w:p>
       <w:pPr>
-        <w:spacing w:line="300" w:lineRule="auto"/>
-        <w:ind w:firstLine="1418"/>
+        <w:spacing w:after="120" w:line="360" w:lineRule="auto"/>
+        <w:ind w:firstLine="709"/>
         <w:jc w:val="both"/>
         <w:rPr>
           <w:rFonts w:ascii="Times" w:eastAsia="Times" w:hAnsi="Times" w:cs="Times"/>
@@ -4145,8 +3888,8 @@
     </w:p>
     <w:p>
       <w:pPr>
-        <w:spacing w:line="300" w:lineRule="auto"/>
-        <w:ind w:firstLine="1418"/>
+        <w:spacing w:after="120" w:line="360" w:lineRule="auto"/>
+        <w:ind w:firstLine="709"/>
         <w:jc w:val="both"/>
         <w:rPr>
           <w:rFonts w:ascii="Times" w:eastAsia="Times" w:hAnsi="Times" w:cs="Times"/>
@@ -4156,7 +3899,6 @@
         <w:rPr>
           <w:rFonts w:ascii="Times" w:eastAsia="Times" w:hAnsi="Times" w:cs="Times"/>
         </w:rPr>
-        <w:lastRenderedPageBreak/>
         <w:t xml:space="preserve">Por outro lado, enquanto na teoria </w:t>
       </w:r>
       <w:r>
@@ -4168,8 +3910,8 @@
     </w:p>
     <w:p>
       <w:pPr>
-        <w:spacing w:line="300" w:lineRule="auto"/>
-        <w:ind w:firstLine="1418"/>
+        <w:spacing w:after="120" w:line="360" w:lineRule="auto"/>
+        <w:ind w:firstLine="709"/>
         <w:jc w:val="both"/>
         <w:rPr>
           <w:rFonts w:ascii="Times" w:eastAsia="Times" w:hAnsi="Times" w:cs="Times"/>
@@ -4201,7 +3943,7 @@
           <w:color w:val="auto"/>
         </w:rPr>
       </w:pPr>
-      <w:bookmarkStart w:id="11" w:name="_Toc63851239"/>
+      <w:bookmarkStart w:id="11" w:name="_Toc115869135"/>
       <w:r>
         <w:rPr>
           <w:rFonts w:ascii="Times New Roman" w:hAnsi="Times New Roman" w:cs="Times New Roman"/>
@@ -4213,8 +3955,8 @@
     </w:p>
     <w:p>
       <w:pPr>
-        <w:spacing w:line="300" w:lineRule="auto"/>
-        <w:ind w:firstLine="1418"/>
+        <w:spacing w:after="120" w:line="360" w:lineRule="auto"/>
+        <w:ind w:firstLine="709"/>
         <w:jc w:val="both"/>
         <w:rPr>
           <w:rFonts w:ascii="Times" w:eastAsia="Times" w:hAnsi="Times" w:cs="Times"/>
@@ -4240,8 +3982,8 @@
           <w:ilvl w:val="0"/>
           <w:numId w:val="9"/>
         </w:numPr>
-        <w:spacing w:before="240" w:after="120" w:line="300" w:lineRule="auto"/>
-        <w:ind w:left="426" w:hanging="426"/>
+        <w:spacing w:before="240" w:after="120" w:line="360" w:lineRule="auto"/>
+        <w:ind w:left="425" w:hanging="425"/>
         <w:jc w:val="both"/>
       </w:pPr>
       <w:r>
@@ -4250,8 +3992,8 @@
     </w:p>
     <w:p>
       <w:pPr>
-        <w:spacing w:line="300" w:lineRule="auto"/>
-        <w:ind w:firstLine="1417"/>
+        <w:spacing w:before="240" w:after="120" w:line="360" w:lineRule="auto"/>
+        <w:ind w:firstLine="709"/>
         <w:jc w:val="both"/>
         <w:rPr>
           <w:rFonts w:eastAsia="Times"/>
@@ -4271,8 +4013,8 @@
           <w:ilvl w:val="0"/>
           <w:numId w:val="9"/>
         </w:numPr>
-        <w:spacing w:before="240" w:after="120" w:line="300" w:lineRule="auto"/>
-        <w:ind w:left="426" w:hanging="426"/>
+        <w:spacing w:before="240" w:after="120" w:line="360" w:lineRule="auto"/>
+        <w:ind w:left="425" w:hanging="425"/>
         <w:jc w:val="both"/>
       </w:pPr>
       <w:r>
@@ -4281,8 +4023,8 @@
     </w:p>
     <w:p>
       <w:pPr>
-        <w:spacing w:line="300" w:lineRule="auto"/>
-        <w:ind w:firstLine="1417"/>
+        <w:spacing w:before="240" w:after="120" w:line="360" w:lineRule="auto"/>
+        <w:ind w:firstLine="709"/>
         <w:jc w:val="both"/>
         <w:rPr>
           <w:rFonts w:eastAsia="Times"/>
@@ -4292,6 +4034,7 @@
         <w:rPr>
           <w:rFonts w:eastAsia="Times"/>
         </w:rPr>
+        <w:lastRenderedPageBreak/>
         <w:t>A principal dificuldade foi adaptar o conhecimento teórico para as atividades práticas.</w:t>
       </w:r>
     </w:p>
@@ -4302,8 +4045,8 @@
           <w:ilvl w:val="0"/>
           <w:numId w:val="9"/>
         </w:numPr>
-        <w:spacing w:before="240" w:after="120" w:line="300" w:lineRule="auto"/>
-        <w:ind w:left="426" w:hanging="426"/>
+        <w:spacing w:before="240" w:after="120" w:line="360" w:lineRule="auto"/>
+        <w:ind w:left="425" w:hanging="425"/>
         <w:jc w:val="both"/>
       </w:pPr>
       <w:r>
@@ -4312,8 +4055,8 @@
     </w:p>
     <w:p>
       <w:pPr>
-        <w:spacing w:line="300" w:lineRule="auto"/>
-        <w:ind w:firstLine="1417"/>
+        <w:spacing w:before="240" w:after="120" w:line="360" w:lineRule="auto"/>
+        <w:ind w:firstLine="709"/>
         <w:jc w:val="both"/>
         <w:rPr>
           <w:rFonts w:eastAsia="Times"/>
@@ -4345,8 +4088,8 @@
           <w:ilvl w:val="0"/>
           <w:numId w:val="9"/>
         </w:numPr>
-        <w:spacing w:before="240" w:after="120" w:line="300" w:lineRule="auto"/>
-        <w:ind w:left="426" w:hanging="426"/>
+        <w:spacing w:before="240" w:after="120" w:line="360" w:lineRule="auto"/>
+        <w:ind w:left="425" w:hanging="425"/>
         <w:jc w:val="both"/>
       </w:pPr>
       <w:r>
@@ -4358,8 +4101,8 @@
     </w:p>
     <w:p>
       <w:pPr>
-        <w:spacing w:line="300" w:lineRule="auto"/>
-        <w:ind w:firstLine="1417"/>
+        <w:spacing w:before="240" w:after="120" w:line="360" w:lineRule="auto"/>
+        <w:ind w:firstLine="709"/>
         <w:jc w:val="both"/>
         <w:rPr>
           <w:rFonts w:eastAsia="Times"/>
@@ -4379,8 +4122,8 @@
           <w:ilvl w:val="0"/>
           <w:numId w:val="9"/>
         </w:numPr>
-        <w:spacing w:before="240" w:after="120" w:line="300" w:lineRule="auto"/>
-        <w:ind w:left="426" w:hanging="426"/>
+        <w:spacing w:before="240" w:after="120" w:line="360" w:lineRule="auto"/>
+        <w:ind w:left="425" w:hanging="425"/>
         <w:jc w:val="both"/>
       </w:pPr>
       <w:r>
@@ -4389,8 +4132,8 @@
     </w:p>
     <w:p>
       <w:pPr>
-        <w:spacing w:line="300" w:lineRule="auto"/>
-        <w:ind w:firstLine="1417"/>
+        <w:spacing w:before="240" w:after="120" w:line="360" w:lineRule="auto"/>
+        <w:ind w:firstLine="709"/>
         <w:jc w:val="both"/>
         <w:rPr>
           <w:rFonts w:eastAsia="Times"/>
@@ -4410,12 +4153,28 @@
           <w:ilvl w:val="0"/>
           <w:numId w:val="9"/>
         </w:numPr>
-        <w:spacing w:before="240" w:after="120" w:line="300" w:lineRule="auto"/>
-        <w:ind w:left="426" w:hanging="426"/>
+        <w:spacing w:before="240" w:after="120" w:line="360" w:lineRule="auto"/>
+        <w:ind w:left="425" w:hanging="425"/>
         <w:jc w:val="both"/>
       </w:pPr>
       <w:r>
         <w:t>Sugestões ao seu curso:</w:t>
+      </w:r>
+    </w:p>
+    <w:p>
+      <w:pPr>
+        <w:spacing w:after="120" w:line="360" w:lineRule="auto"/>
+        <w:ind w:firstLine="709"/>
+        <w:jc w:val="both"/>
+        <w:rPr>
+          <w:rFonts w:eastAsia="Times"/>
+        </w:rPr>
+      </w:pPr>
+      <w:r>
+        <w:rPr>
+          <w:rFonts w:eastAsia="Times"/>
+        </w:rPr>
+        <w:t>Não há sugestões ao curso.</w:t>
       </w:r>
     </w:p>
     <w:p>
@@ -4427,19 +4186,161 @@
           <w:rFonts w:eastAsia="Times"/>
         </w:rPr>
       </w:pPr>
-      <w:r>
+    </w:p>
+    <w:p>
+      <w:pPr>
+        <w:spacing w:line="300" w:lineRule="auto"/>
+        <w:ind w:firstLine="1417"/>
+        <w:jc w:val="both"/>
         <w:rPr>
           <w:rFonts w:eastAsia="Times"/>
         </w:rPr>
-        <w:t>Não há sugestões ao curso.</w:t>
-      </w:r>
+      </w:pPr>
+    </w:p>
+    <w:p>
+      <w:pPr>
+        <w:spacing w:line="300" w:lineRule="auto"/>
+        <w:ind w:firstLine="1417"/>
+        <w:jc w:val="both"/>
+        <w:rPr>
+          <w:rFonts w:eastAsia="Times"/>
+        </w:rPr>
+      </w:pPr>
+    </w:p>
+    <w:p>
+      <w:pPr>
+        <w:spacing w:line="300" w:lineRule="auto"/>
+        <w:ind w:firstLine="1417"/>
+        <w:jc w:val="both"/>
+        <w:rPr>
+          <w:rFonts w:eastAsia="Times"/>
+        </w:rPr>
+      </w:pPr>
+    </w:p>
+    <w:p>
+      <w:pPr>
+        <w:spacing w:line="300" w:lineRule="auto"/>
+        <w:ind w:firstLine="1417"/>
+        <w:jc w:val="both"/>
+        <w:rPr>
+          <w:rFonts w:eastAsia="Times"/>
+        </w:rPr>
+      </w:pPr>
+    </w:p>
+    <w:p>
+      <w:pPr>
+        <w:spacing w:line="300" w:lineRule="auto"/>
+        <w:ind w:firstLine="1417"/>
+        <w:jc w:val="both"/>
+        <w:rPr>
+          <w:rFonts w:eastAsia="Times"/>
+        </w:rPr>
+      </w:pPr>
+    </w:p>
+    <w:p>
+      <w:pPr>
+        <w:spacing w:line="300" w:lineRule="auto"/>
+        <w:ind w:firstLine="1417"/>
+        <w:jc w:val="both"/>
+        <w:rPr>
+          <w:rFonts w:eastAsia="Times"/>
+        </w:rPr>
+      </w:pPr>
+    </w:p>
+    <w:p>
+      <w:pPr>
+        <w:spacing w:line="300" w:lineRule="auto"/>
+        <w:ind w:firstLine="1417"/>
+        <w:jc w:val="both"/>
+        <w:rPr>
+          <w:rFonts w:eastAsia="Times"/>
+        </w:rPr>
+      </w:pPr>
+    </w:p>
+    <w:p>
+      <w:pPr>
+        <w:spacing w:line="300" w:lineRule="auto"/>
+        <w:ind w:firstLine="1417"/>
+        <w:jc w:val="both"/>
+        <w:rPr>
+          <w:rFonts w:eastAsia="Times"/>
+        </w:rPr>
+      </w:pPr>
+    </w:p>
+    <w:p>
+      <w:pPr>
+        <w:spacing w:line="300" w:lineRule="auto"/>
+        <w:ind w:firstLine="1417"/>
+        <w:jc w:val="both"/>
+        <w:rPr>
+          <w:rFonts w:eastAsia="Times"/>
+        </w:rPr>
+      </w:pPr>
+    </w:p>
+    <w:p>
+      <w:pPr>
+        <w:spacing w:line="300" w:lineRule="auto"/>
+        <w:ind w:firstLine="1417"/>
+        <w:jc w:val="both"/>
+        <w:rPr>
+          <w:rFonts w:eastAsia="Times"/>
+        </w:rPr>
+      </w:pPr>
+    </w:p>
+    <w:p>
+      <w:pPr>
+        <w:spacing w:line="300" w:lineRule="auto"/>
+        <w:ind w:firstLine="1417"/>
+        <w:jc w:val="both"/>
+        <w:rPr>
+          <w:rFonts w:eastAsia="Times"/>
+        </w:rPr>
+      </w:pPr>
+    </w:p>
+    <w:p>
+      <w:pPr>
+        <w:spacing w:line="300" w:lineRule="auto"/>
+        <w:ind w:firstLine="1417"/>
+        <w:jc w:val="both"/>
+        <w:rPr>
+          <w:rFonts w:eastAsia="Times"/>
+        </w:rPr>
+      </w:pPr>
+    </w:p>
+    <w:p>
+      <w:pPr>
+        <w:spacing w:line="300" w:lineRule="auto"/>
+        <w:ind w:firstLine="1417"/>
+        <w:jc w:val="both"/>
+        <w:rPr>
+          <w:rFonts w:eastAsia="Times"/>
+        </w:rPr>
+      </w:pPr>
+    </w:p>
+    <w:p>
+      <w:pPr>
+        <w:spacing w:line="300" w:lineRule="auto"/>
+        <w:jc w:val="both"/>
+        <w:rPr>
+          <w:rFonts w:eastAsia="Times"/>
+        </w:rPr>
+      </w:pPr>
+    </w:p>
+    <w:p>
+      <w:pPr>
+        <w:spacing w:line="300" w:lineRule="auto"/>
+        <w:jc w:val="both"/>
+        <w:rPr>
+          <w:rFonts w:eastAsia="Times"/>
+        </w:rPr>
+      </w:pPr>
     </w:p>
     <w:p>
       <w:pPr>
         <w:pStyle w:val="Ttulo1"/>
         <w:spacing w:line="600" w:lineRule="auto"/>
       </w:pPr>
-      <w:bookmarkStart w:id="12" w:name="_Toc63851240"/>
+      <w:bookmarkStart w:id="12" w:name="_Toc115869136"/>
       <w:r>
         <w:rPr>
           <w:rFonts w:ascii="Times New Roman" w:hAnsi="Times New Roman" w:cs="Times New Roman"/>
@@ -4538,7 +4439,7 @@
           <w:color w:val="auto"/>
         </w:rPr>
       </w:pPr>
-      <w:bookmarkStart w:id="13" w:name="_Toc63851241"/>
+      <w:bookmarkStart w:id="13" w:name="_Toc115869137"/>
       <w:r>
         <w:rPr>
           <w:rFonts w:ascii="Times New Roman" w:hAnsi="Times New Roman" w:cs="Times New Roman"/>
@@ -4579,22 +4480,124 @@
           <w:color w:val="auto"/>
         </w:rPr>
       </w:pPr>
-      <w:bookmarkStart w:id="14" w:name="_Toc63851242"/>
-      <w:r>
+      <w:bookmarkStart w:id="14" w:name="_Toc115869138"/>
+      <w:r>
+        <w:rPr>
+          <w:noProof/>
+        </w:rPr>
+        <w:drawing>
+          <wp:inline distT="0" distB="0" distL="0" distR="0" wp14:anchorId="75374290" wp14:editId="570ACE15">
+            <wp:extent cx="5760085" cy="7896225"/>
+            <wp:effectExtent l="0" t="0" r="0" b="9525"/>
+            <wp:docPr id="6" name="Imagem 6" descr="Texto&#10;&#10;Descrição gerada automaticamente"/>
+            <wp:cNvGraphicFramePr>
+              <a:graphicFrameLocks xmlns:a="http://schemas.openxmlformats.org/drawingml/2006/main" noChangeAspect="1"/>
+            </wp:cNvGraphicFramePr>
+            <a:graphic xmlns:a="http://schemas.openxmlformats.org/drawingml/2006/main">
+              <a:graphicData uri="http://schemas.openxmlformats.org/drawingml/2006/picture">
+                <pic:pic xmlns:pic="http://schemas.openxmlformats.org/drawingml/2006/picture">
+                  <pic:nvPicPr>
+                    <pic:cNvPr id="6" name="Imagem 6" descr="Texto&#10;&#10;Descrição gerada automaticamente"/>
+                    <pic:cNvPicPr/>
+                  </pic:nvPicPr>
+                  <pic:blipFill>
+                    <a:blip r:embed="rId8" cstate="print">
+                      <a:extLst>
+                        <a:ext uri="{28A0092B-C50C-407E-A947-70E740481C1C}">
+                          <a14:useLocalDpi xmlns:a14="http://schemas.microsoft.com/office/drawing/2010/main" val="0"/>
+                        </a:ext>
+                      </a:extLst>
+                    </a:blip>
+                    <a:stretch>
+                      <a:fillRect/>
+                    </a:stretch>
+                  </pic:blipFill>
+                  <pic:spPr>
+                    <a:xfrm>
+                      <a:off x="0" y="0"/>
+                      <a:ext cx="5760085" cy="7896225"/>
+                    </a:xfrm>
+                    <a:prstGeom prst="rect">
+                      <a:avLst/>
+                    </a:prstGeom>
+                  </pic:spPr>
+                </pic:pic>
+              </a:graphicData>
+            </a:graphic>
+          </wp:inline>
+        </w:drawing>
+      </w:r>
+      <w:bookmarkEnd w:id="14"/>
+    </w:p>
+    <w:p/>
+    <w:p/>
+    <w:p>
+      <w:r>
+        <w:rPr>
+          <w:noProof/>
+        </w:rPr>
+        <w:lastRenderedPageBreak/>
+        <w:drawing>
+          <wp:inline distT="0" distB="0" distL="0" distR="0" wp14:anchorId="27E4D90A" wp14:editId="7A9114C9">
+            <wp:extent cx="5760085" cy="8150860"/>
+            <wp:effectExtent l="0" t="0" r="0" b="2540"/>
+            <wp:docPr id="5" name="Imagem 5" descr="Texto, Carta&#10;&#10;Descrição gerada automaticamente"/>
+            <wp:cNvGraphicFramePr>
+              <a:graphicFrameLocks xmlns:a="http://schemas.openxmlformats.org/drawingml/2006/main" noChangeAspect="1"/>
+            </wp:cNvGraphicFramePr>
+            <a:graphic xmlns:a="http://schemas.openxmlformats.org/drawingml/2006/main">
+              <a:graphicData uri="http://schemas.openxmlformats.org/drawingml/2006/picture">
+                <pic:pic xmlns:pic="http://schemas.openxmlformats.org/drawingml/2006/picture">
+                  <pic:nvPicPr>
+                    <pic:cNvPr id="5" name="Imagem 5" descr="Texto, Carta&#10;&#10;Descrição gerada automaticamente"/>
+                    <pic:cNvPicPr/>
+                  </pic:nvPicPr>
+                  <pic:blipFill>
+                    <a:blip r:embed="rId9" cstate="print">
+                      <a:extLst>
+                        <a:ext uri="{28A0092B-C50C-407E-A947-70E740481C1C}">
+                          <a14:useLocalDpi xmlns:a14="http://schemas.microsoft.com/office/drawing/2010/main" val="0"/>
+                        </a:ext>
+                      </a:extLst>
+                    </a:blip>
+                    <a:stretch>
+                      <a:fillRect/>
+                    </a:stretch>
+                  </pic:blipFill>
+                  <pic:spPr>
+                    <a:xfrm>
+                      <a:off x="0" y="0"/>
+                      <a:ext cx="5760085" cy="8150860"/>
+                    </a:xfrm>
+                    <a:prstGeom prst="rect">
+                      <a:avLst/>
+                    </a:prstGeom>
+                  </pic:spPr>
+                </pic:pic>
+              </a:graphicData>
+            </a:graphic>
+          </wp:inline>
+        </w:drawing>
+      </w:r>
+    </w:p>
+    <w:p>
+      <w:pPr>
+        <w:pStyle w:val="Ttulo1"/>
         <w:rPr>
           <w:rFonts w:ascii="Times New Roman" w:hAnsi="Times New Roman" w:cs="Times New Roman"/>
           <w:b w:val="0"/>
           <w:color w:val="auto"/>
         </w:rPr>
-        <w:t>6.1</w:t>
-      </w:r>
+      </w:pPr>
+      <w:bookmarkStart w:id="15" w:name="_Toc115869139"/>
       <w:r>
         <w:rPr>
           <w:rFonts w:ascii="Times New Roman" w:hAnsi="Times New Roman" w:cs="Times New Roman"/>
           <w:b w:val="0"/>
           <w:color w:val="auto"/>
         </w:rPr>
-        <w:tab/>
+        <w:lastRenderedPageBreak/>
+        <w:t>6.1</w:t>
       </w:r>
       <w:r>
         <w:rPr>
@@ -4602,9 +4605,17 @@
           <w:b w:val="0"/>
           <w:color w:val="auto"/>
         </w:rPr>
+        <w:tab/>
+      </w:r>
+      <w:r>
+        <w:rPr>
+          <w:rFonts w:ascii="Times New Roman" w:hAnsi="Times New Roman" w:cs="Times New Roman"/>
+          <w:b w:val="0"/>
+          <w:color w:val="auto"/>
+        </w:rPr>
         <w:t>SEÇÃO DA EMPRESA</w:t>
       </w:r>
-      <w:bookmarkEnd w:id="14"/>
+      <w:bookmarkEnd w:id="15"/>
     </w:p>
     <w:p>
       <w:pPr>
@@ -5581,7 +5592,7 @@
         <w:rPr>
           <w:rFonts w:ascii="Times" w:eastAsia="Times" w:hAnsi="Times" w:cs="Times"/>
         </w:rPr>
-        <w:t>23</w:t>
+        <w:t>04</w:t>
       </w:r>
       <w:r>
         <w:rPr>
@@ -5593,7 +5604,13 @@
         <w:rPr>
           <w:rFonts w:ascii="Times" w:eastAsia="Times" w:hAnsi="Times" w:cs="Times"/>
         </w:rPr>
-        <w:t>setembro</w:t>
+        <w:t>outu</w:t>
+      </w:r>
+      <w:r>
+        <w:rPr>
+          <w:rFonts w:ascii="Times" w:eastAsia="Times" w:hAnsi="Times" w:cs="Times"/>
+        </w:rPr>
+        <w:t>bro</w:t>
       </w:r>
       <w:r>
         <w:rPr>
@@ -5709,7 +5726,6 @@
       <w:r>
         <w:t>e Avaliação do Estágio</w:t>
       </w:r>
-      <w:bookmarkStart w:id="15" w:name="_Toc63851243"/>
     </w:p>
     <w:p>
       <w:pPr>
@@ -5720,6 +5736,7 @@
           <w:color w:val="auto"/>
         </w:rPr>
       </w:pPr>
+      <w:bookmarkStart w:id="16" w:name="_Toc115869140"/>
       <w:r>
         <w:rPr>
           <w:rFonts w:ascii="Times New Roman" w:hAnsi="Times New Roman" w:cs="Times New Roman"/>
@@ -5777,7 +5794,7 @@
         </w:rPr>
         <w:t>SETOR DE ESTÁGIOS</w:t>
       </w:r>
-      <w:bookmarkEnd w:id="15"/>
+      <w:bookmarkEnd w:id="16"/>
     </w:p>
     <w:p>
       <w:pPr>
@@ -6250,8 +6267,19 @@
         <w:jc w:val="center"/>
       </w:pPr>
     </w:p>
+    <w:p>
+      <w:pPr>
+        <w:jc w:val="center"/>
+      </w:pPr>
+    </w:p>
+    <w:p>
+      <w:pPr>
+        <w:jc w:val="center"/>
+      </w:pPr>
+    </w:p>
+    <w:p/>
     <w:sectPr>
-      <w:footerReference w:type="default" r:id="rId8"/>
+      <w:footerReference w:type="default" r:id="rId10"/>
       <w:pgSz w:w="11906" w:h="16838"/>
       <w:pgMar w:top="1701" w:right="1134" w:bottom="1134" w:left="1701" w:header="709" w:footer="709" w:gutter="0"/>
       <w:cols w:space="708"/>

--- a/Faculdade/Relatorio-Final.docx
+++ b/Faculdade/Relatorio-Final.docx
@@ -3439,7 +3439,7 @@
     </w:p>
     <w:p>
       <w:pPr>
-        <w:spacing w:line="360" w:lineRule="auto"/>
+        <w:spacing w:after="120" w:line="360" w:lineRule="auto"/>
         <w:ind w:firstLine="709"/>
         <w:jc w:val="both"/>
       </w:pPr>
@@ -3456,50 +3456,50 @@
     </w:p>
     <w:p>
       <w:pPr>
+        <w:spacing w:after="120" w:line="360" w:lineRule="auto"/>
+        <w:ind w:firstLine="709"/>
+        <w:jc w:val="both"/>
+      </w:pPr>
+      <w:r>
+        <w:t>Banco de Dados I e II: cursado no 2º e 3º semestre;</w:t>
+      </w:r>
+    </w:p>
+    <w:p>
+      <w:pPr>
+        <w:spacing w:after="120" w:line="360" w:lineRule="auto"/>
+        <w:ind w:firstLine="709"/>
+        <w:jc w:val="both"/>
+      </w:pPr>
+      <w:r>
+        <w:t>Comunicação e Expressão I e II: cursado no 1º e 2º semestre;</w:t>
+      </w:r>
+    </w:p>
+    <w:p>
+      <w:pPr>
+        <w:spacing w:after="120" w:line="360" w:lineRule="auto"/>
+        <w:ind w:firstLine="709"/>
+        <w:jc w:val="both"/>
+      </w:pPr>
+      <w:r>
+        <w:t>Gestão de Projetos: cursado no 3º semestre;</w:t>
+      </w:r>
+    </w:p>
+    <w:p>
+      <w:pPr>
+        <w:spacing w:after="120" w:line="360" w:lineRule="auto"/>
+        <w:ind w:firstLine="709"/>
+        <w:jc w:val="both"/>
+      </w:pPr>
+      <w:r>
+        <w:t>Qualidade de Software: cursado no 4º semestre.</w:t>
+      </w:r>
+    </w:p>
+    <w:p>
+      <w:pPr>
         <w:spacing w:line="360" w:lineRule="auto"/>
         <w:ind w:firstLine="1417"/>
         <w:jc w:val="both"/>
       </w:pPr>
-      <w:r>
-        <w:t>Banco de Dados I e II: cursado no 2º e 3º semestre;</w:t>
-      </w:r>
-    </w:p>
-    <w:p>
-      <w:pPr>
-        <w:spacing w:line="360" w:lineRule="auto"/>
-        <w:ind w:firstLine="1417"/>
-        <w:jc w:val="both"/>
-      </w:pPr>
-      <w:r>
-        <w:t>Comunicação e Expressão I e II: cursado no 1º e 2º semestre;</w:t>
-      </w:r>
-    </w:p>
-    <w:p>
-      <w:pPr>
-        <w:spacing w:line="360" w:lineRule="auto"/>
-        <w:ind w:firstLine="1417"/>
-        <w:jc w:val="both"/>
-      </w:pPr>
-      <w:r>
-        <w:t>Gestão de Projetos: cursado no 3º semestre;</w:t>
-      </w:r>
-    </w:p>
-    <w:p>
-      <w:pPr>
-        <w:spacing w:line="360" w:lineRule="auto"/>
-        <w:ind w:firstLine="1417"/>
-        <w:jc w:val="both"/>
-      </w:pPr>
-      <w:r>
-        <w:t>Qualidade de Software: cursado no 4º semestre.</w:t>
-      </w:r>
-    </w:p>
-    <w:p>
-      <w:pPr>
-        <w:spacing w:line="360" w:lineRule="auto"/>
-        <w:ind w:firstLine="1417"/>
-        <w:jc w:val="both"/>
-      </w:pPr>
     </w:p>
     <w:p>
       <w:pPr>
@@ -3508,7 +3508,6 @@
         <w:jc w:val="both"/>
       </w:pPr>
       <w:r>
-        <w:lastRenderedPageBreak/>
         <w:t>Abaixo está especificado a relação das atividades exercidas com as disciplinas correspondentes:</w:t>
       </w:r>
     </w:p>

--- a/Faculdade/Relatorio-Final.docx
+++ b/Faculdade/Relatorio-Final.docx
@@ -2606,13 +2606,16 @@
         <w:jc w:val="both"/>
       </w:pPr>
       <w:r>
-        <w:t>As principais atividades do setor em que trabalho são:</w:t>
-      </w:r>
-      <w:r>
-        <w:t xml:space="preserve"> </w:t>
-      </w:r>
-      <w:r>
-        <w:t>são: suporte via chamado, ligação ou WhatsApp com os clientes, análises e correção de bugs. Meu contato é com os setores de engenharia e produção das empresas que utilizam o sistema. O recurso humano é composto por um colaborador; cada colaborador da empresa possui um computador ou notebook com acesso à internet e o contato com os clientes são realizados de forma remota, por e-mail, ligação e WhatsApp</w:t>
+        <w:t>As principais atividades do setor em que trabalho são</w:t>
+      </w:r>
+      <w:r>
+        <w:t xml:space="preserve">: suporte via chamado, ligação ou WhatsApp com os clientes, análises e correção de bugs. Meu contato é com os setores de engenharia e produção das empresas que utilizam o sistema. O recurso humano é composto por um colaborador; cada colaborador da empresa possui um computador ou notebook com acesso à internet e o contato com os clientes </w:t>
+      </w:r>
+      <w:r>
+        <w:t>é</w:t>
+      </w:r>
+      <w:r>
+        <w:t xml:space="preserve"> realizado de forma remota, por e-mail, ligação e WhatsApp</w:t>
       </w:r>
       <w:r>
         <w:t>.</w:t>
@@ -2661,6 +2664,9 @@
         <w:t xml:space="preserve"> na </w:t>
       </w:r>
       <w:r>
+        <w:t xml:space="preserve">utilização </w:t>
+      </w:r>
+      <w:r>
         <w:t>do sistema, realizando esclarecimento de dúvidas, análises, acompanhamento e validação de chamados, correção de bugs, consultas em Banco de Dados e ao longo do tempo foi possível melhorar a comunicação com os clientes e a equipe interna.</w:t>
       </w:r>
     </w:p>
@@ -2674,16 +2680,7 @@
         <w:t>A empresa oferece uma boa estrutura física para que seja realizado todas as atividades propostas e desafios que surgem, assim como há um bom relacionamento entre os colaboradores</w:t>
       </w:r>
       <w:r>
-        <w:t>. A empresa oferece uma boa estrutura física</w:t>
-      </w:r>
-      <w:r>
-        <w:t xml:space="preserve"> para que seja realizado todas as atividades propostas e desafios que surgem, assim como há um</w:t>
-      </w:r>
-      <w:r>
-        <w:t xml:space="preserve"> bom relacionamento entre os colaboradore</w:t>
-      </w:r>
-      <w:r>
-        <w:t>s.</w:t>
+        <w:t>.</w:t>
       </w:r>
     </w:p>
     <w:p>
@@ -3508,7 +3505,14 @@
         <w:jc w:val="both"/>
       </w:pPr>
       <w:r>
-        <w:t>Abaixo está especificado a relação das atividades exercidas com as disciplinas correspondentes:</w:t>
+        <w:lastRenderedPageBreak/>
+        <w:t>Abaixo está especificad</w:t>
+      </w:r>
+      <w:r>
+        <w:t>a</w:t>
+      </w:r>
+      <w:r>
+        <w:t xml:space="preserve"> a relação das atividades exercidas com as disciplinas correspondentes:</w:t>
       </w:r>
     </w:p>
     <w:p>
